--- a/fuentes/CF1_63410429_AD.docx
+++ b/fuentes/CF1_63410429_AD.docx
@@ -1,6 +1,6 @@
 
 <file path=word/document.xml><?xml version="1.0" encoding="utf-8"?>
-<w:document xmlns:wpc="http://schemas.microsoft.com/office/word/2010/wordprocessingCanvas" xmlns:cx="http://schemas.microsoft.com/office/drawing/2014/chartex" xmlns:cx1="http://schemas.microsoft.com/office/drawing/2015/9/8/chartex" xmlns:cx2="http://schemas.microsoft.com/office/drawing/2015/10/21/chartex" xmlns:cx3="http://schemas.microsoft.com/office/drawing/2016/5/9/chartex" xmlns:cx4="http://schemas.microsoft.com/office/drawing/2016/5/10/chartex" xmlns:cx5="http://schemas.microsoft.com/office/drawing/2016/5/11/chartex" xmlns:cx6="http://schemas.microsoft.com/office/drawing/2016/5/12/chartex" xmlns:cx7="http://schemas.microsoft.com/office/drawing/2016/5/13/chartex" xmlns:cx8="http://schemas.microsoft.com/office/drawing/2016/5/14/chartex" xmlns:mc="http://schemas.openxmlformats.org/markup-compatibility/2006" xmlns:aink="http://schemas.microsoft.com/office/drawing/2016/ink" xmlns:am3d="http://schemas.microsoft.com/office/drawing/2017/model3d" xmlns:o="urn:schemas-microsoft-com:office:office" xmlns:oel="http://schemas.microsoft.com/office/2019/extlst" xmlns:r="http://schemas.openxmlformats.org/officeDocument/2006/relationships" xmlns:m="http://schemas.openxmlformats.org/officeDocument/2006/math" xmlns:v="urn:schemas-microsoft-com:vml" xmlns:wp14="http://schemas.microsoft.com/office/word/2010/wordprocessingDrawing" xmlns:wp="http://schemas.openxmlformats.org/drawingml/2006/wordprocessingDrawing" xmlns:w10="urn:schemas-microsoft-com:office:word" xmlns:w="http://schemas.openxmlformats.org/wordprocessingml/2006/main" xmlns:w14="http://schemas.microsoft.com/office/word/2010/wordml" xmlns:w15="http://schemas.microsoft.com/office/word/2012/wordml" xmlns:w16cex="http://schemas.microsoft.com/office/word/2018/wordml/cex" xmlns:w16cid="http://schemas.microsoft.com/office/word/2016/wordml/cid" xmlns:w16="http://schemas.microsoft.com/office/word/2018/wordml" xmlns:w16du="http://schemas.microsoft.com/office/word/2023/wordml/word16du" xmlns:w16sdtdh="http://schemas.microsoft.com/office/word/2020/wordml/sdtdatahash" xmlns:w16se="http://schemas.microsoft.com/office/word/2015/wordml/symex" xmlns:wpg="http://schemas.microsoft.com/office/word/2010/wordprocessingGroup" xmlns:wpi="http://schemas.microsoft.com/office/word/2010/wordprocessingInk" xmlns:wne="http://schemas.microsoft.com/office/word/2006/wordml" xmlns:wps="http://schemas.microsoft.com/office/word/2010/wordprocessingShape" mc:Ignorable="w14 w15 w16se w16cid w16 w16cex w16sdtdh w16du wp14">
+<w:document xmlns:wpc="http://schemas.microsoft.com/office/word/2010/wordprocessingCanvas" xmlns:cx="http://schemas.microsoft.com/office/drawing/2014/chartex" xmlns:cx1="http://schemas.microsoft.com/office/drawing/2015/9/8/chartex" xmlns:cx2="http://schemas.microsoft.com/office/drawing/2015/10/21/chartex" xmlns:cx3="http://schemas.microsoft.com/office/drawing/2016/5/9/chartex" xmlns:cx4="http://schemas.microsoft.com/office/drawing/2016/5/10/chartex" xmlns:cx5="http://schemas.microsoft.com/office/drawing/2016/5/11/chartex" xmlns:cx6="http://schemas.microsoft.com/office/drawing/2016/5/12/chartex" xmlns:cx7="http://schemas.microsoft.com/office/drawing/2016/5/13/chartex" xmlns:cx8="http://schemas.microsoft.com/office/drawing/2016/5/14/chartex" xmlns:mc="http://schemas.openxmlformats.org/markup-compatibility/2006" xmlns:aink="http://schemas.microsoft.com/office/drawing/2016/ink" xmlns:am3d="http://schemas.microsoft.com/office/drawing/2017/model3d" xmlns:o="urn:schemas-microsoft-com:office:office" xmlns:oel="http://schemas.microsoft.com/office/2019/extlst" xmlns:r="http://schemas.openxmlformats.org/officeDocument/2006/relationships" xmlns:m="http://schemas.openxmlformats.org/officeDocument/2006/math" xmlns:v="urn:schemas-microsoft-com:vml" xmlns:wp14="http://schemas.microsoft.com/office/word/2010/wordprocessingDrawing" xmlns:wp="http://schemas.openxmlformats.org/drawingml/2006/wordprocessingDrawing" xmlns:w10="urn:schemas-microsoft-com:office:word" xmlns:w="http://schemas.openxmlformats.org/wordprocessingml/2006/main" xmlns:w14="http://schemas.microsoft.com/office/word/2010/wordml" xmlns:w15="http://schemas.microsoft.com/office/word/2012/wordml" xmlns:w16cex="http://schemas.microsoft.com/office/word/2018/wordml/cex" xmlns:w16cid="http://schemas.microsoft.com/office/word/2016/wordml/cid" xmlns:w16="http://schemas.microsoft.com/office/word/2018/wordml" xmlns:w16du="http://schemas.microsoft.com/office/word/2023/wordml/word16du" xmlns:w16sdtdh="http://schemas.microsoft.com/office/word/2020/wordml/sdtdatahash" xmlns:w16se="http://schemas.microsoft.com/office/word/2015/wordml/symex" xmlns:wpg="http://schemas.microsoft.com/office/word/2010/wordprocessingGroup" xmlns:wpi="http://schemas.microsoft.com/office/word/2010/wordprocessingInk" xmlns:wne="http://schemas.microsoft.com/office/word/2006/wordml" xmlns:wps="http://schemas.microsoft.com/office/word/2010/wordprocessingShape" xmlns:a="http://schemas.openxmlformats.org/drawingml/2006/main" xmlns:pic="http://schemas.openxmlformats.org/drawingml/2006/picture" mc:Ignorable="w14 w15 w16se w16cid w16 w16cex w16sdtdh w16du wp14">
   <w:body>
     <w:p>
       <w:pPr>
@@ -18,12 +18,12 @@
         <w:tblW w:w="10154" w:type="dxa"/>
         <w:tblInd w:w="-680" w:type="dxa"/>
         <w:tblBorders>
-          <w:top w:val="single" w:sz="4" w:space="0" w:color="F4B083"/>
-          <w:left w:val="single" w:sz="4" w:space="0" w:color="F4B083"/>
-          <w:bottom w:val="single" w:sz="4" w:space="0" w:color="F4B083"/>
-          <w:right w:val="single" w:sz="4" w:space="0" w:color="F4B083"/>
-          <w:insideH w:val="single" w:sz="4" w:space="0" w:color="F4B083"/>
-          <w:insideV w:val="single" w:sz="4" w:space="0" w:color="F4B083"/>
+          <w:top w:val="single" w:color="F4B083" w:sz="4" w:space="0"/>
+          <w:left w:val="single" w:color="F4B083" w:sz="4" w:space="0"/>
+          <w:bottom w:val="single" w:color="F4B083" w:sz="4" w:space="0"/>
+          <w:right w:val="single" w:color="F4B083" w:sz="4" w:space="0"/>
+          <w:insideH w:val="single" w:color="F4B083" w:sz="4" w:space="0"/>
+          <w:insideV w:val="single" w:color="F4B083" w:sz="4" w:space="0"/>
         </w:tblBorders>
         <w:tblLayout w:type="fixed"/>
         <w:tblLook w:val="04A0" w:firstRow="1" w:lastRow="0" w:firstColumn="1" w:lastColumn="0" w:noHBand="0" w:noVBand="1"/>
@@ -43,6 +43,7 @@
             <w:cnfStyle w:val="001000000000" w:firstRow="0" w:lastRow="0" w:firstColumn="1" w:lastColumn="0" w:oddVBand="0" w:evenVBand="0" w:oddHBand="0" w:evenHBand="0" w:firstRowFirstColumn="0" w:firstRowLastColumn="0" w:lastRowFirstColumn="0" w:lastRowLastColumn="0"/>
             <w:tcW w:w="10154" w:type="dxa"/>
             <w:gridSpan w:val="4"/>
+            <w:tcMar/>
           </w:tcPr>
           <w:p>
             <w:pPr>
@@ -160,6 +161,7 @@
             <w:cnfStyle w:val="001000000000" w:firstRow="0" w:lastRow="0" w:firstColumn="1" w:lastColumn="0" w:oddVBand="0" w:evenVBand="0" w:oddHBand="0" w:evenHBand="0" w:firstRowFirstColumn="0" w:firstRowLastColumn="0" w:lastRowFirstColumn="0" w:lastRowLastColumn="0"/>
             <w:tcW w:w="10154" w:type="dxa"/>
             <w:gridSpan w:val="4"/>
+            <w:tcMar/>
           </w:tcPr>
           <w:p>
             <w:pPr>
@@ -468,6 +470,7 @@
             <w:cnfStyle w:val="001000000000" w:firstRow="0" w:lastRow="0" w:firstColumn="1" w:lastColumn="0" w:oddVBand="0" w:evenVBand="0" w:oddHBand="0" w:evenHBand="0" w:firstRowFirstColumn="0" w:firstRowLastColumn="0" w:lastRowFirstColumn="0" w:lastRowLastColumn="0"/>
             <w:tcW w:w="2534" w:type="dxa"/>
             <w:gridSpan w:val="2"/>
+            <w:tcMar/>
           </w:tcPr>
           <w:p>
             <w:pPr>
@@ -511,8 +514,10 @@
         </w:tc>
         <w:tc>
           <w:tcPr>
+            <w:cnfStyle w:val="000000000000" w:firstRow="0" w:lastRow="0" w:firstColumn="0" w:lastColumn="0" w:oddVBand="0" w:evenVBand="0" w:oddHBand="0" w:evenHBand="0" w:firstRowFirstColumn="0" w:firstRowLastColumn="0" w:lastRowFirstColumn="0" w:lastRowLastColumn="0"/>
             <w:tcW w:w="7620" w:type="dxa"/>
             <w:gridSpan w:val="2"/>
+            <w:tcMar/>
           </w:tcPr>
           <w:p>
             <w:pPr>
@@ -619,6 +624,7 @@
             <w:cnfStyle w:val="001000000000" w:firstRow="0" w:lastRow="0" w:firstColumn="1" w:lastColumn="0" w:oddVBand="0" w:evenVBand="0" w:oddHBand="0" w:evenHBand="0" w:firstRowFirstColumn="0" w:firstRowLastColumn="0" w:lastRowFirstColumn="0" w:lastRowLastColumn="0"/>
             <w:tcW w:w="2534" w:type="dxa"/>
             <w:gridSpan w:val="2"/>
+            <w:tcMar/>
           </w:tcPr>
           <w:p>
             <w:pPr>
@@ -642,9 +648,11 @@
         </w:tc>
         <w:tc>
           <w:tcPr>
+            <w:cnfStyle w:val="000000000000" w:firstRow="0" w:lastRow="0" w:firstColumn="0" w:lastColumn="0" w:oddVBand="0" w:evenVBand="0" w:oddHBand="0" w:evenHBand="0" w:firstRowFirstColumn="0" w:firstRowLastColumn="0" w:lastRowFirstColumn="0" w:lastRowLastColumn="0"/>
             <w:tcW w:w="7620" w:type="dxa"/>
             <w:gridSpan w:val="2"/>
             <w:shd w:val="clear" w:color="auto" w:fill="auto"/>
+            <w:tcMar/>
           </w:tcPr>
           <w:p>
             <w:pPr>
@@ -693,6 +701,7 @@
             <w:tcW w:w="2534" w:type="dxa"/>
             <w:gridSpan w:val="2"/>
             <w:shd w:val="clear" w:color="auto" w:fill="FBE5D5"/>
+            <w:tcMar/>
           </w:tcPr>
           <w:p>
             <w:pPr>
@@ -716,8 +725,10 @@
         </w:tc>
         <w:tc>
           <w:tcPr>
+            <w:cnfStyle w:val="000000000000" w:firstRow="0" w:lastRow="0" w:firstColumn="0" w:lastColumn="0" w:oddVBand="0" w:evenVBand="0" w:oddHBand="0" w:evenHBand="0" w:firstRowFirstColumn="0" w:firstRowLastColumn="0" w:lastRowFirstColumn="0" w:lastRowLastColumn="0"/>
             <w:tcW w:w="7620" w:type="dxa"/>
             <w:gridSpan w:val="2"/>
+            <w:tcMar/>
           </w:tcPr>
           <w:p>
             <w:pPr>
@@ -735,7 +746,15 @@
                 <w:sz w:val="20"/>
                 <w:szCs w:val="20"/>
               </w:rPr>
-              <w:t>El objetivo de este cuestionario es evaluar la comprensión de los conceptos fundamentales del turismo, las tipologías turísticas, los impactos de la actividad, el desarrollo sostenible y la normatividad aplicable a la guianza turística en Colombia. Asimismo, busca fortalecer el conocimiento sobre el papel del guía como actor clave en la sostenibilidad, promoviendo prácticas responsables que integren aspectos económicos, socioculturales y ambientales, garantizando así un servicio de calidad, ético y comprometido con la conservación del patrimonio y el bienestar de las comunidades.</w:t>
+              <w:t xml:space="preserve">El objetivo de este cuestionario es evaluar la comprensión de los conceptos fundamentales del turismo, las tipologías turísticas, los impactos de la actividad, el desarrollo sostenible y la normatividad aplicable a la guianza turística en Colombia. </w:t>
+            </w:r>
+            <w:r>
+              <w:rPr>
+                <w:color w:val="A6A6A6" w:themeColor="background1" w:themeTint="FF" w:themeShade="A6"/>
+                <w:sz w:val="20"/>
+                <w:szCs w:val="20"/>
+              </w:rPr>
+              <w:t>Asimismo, busca fortalecer el conocimiento sobre el papel del guía como actor clave en la sostenibilidad, promoviendo prácticas responsables que integren aspectos económicos, socioculturales y ambientales, garantizando así un servicio de calidad, ético y comprometido con la conservación del patrimonio y el bienestar de las comunidades.</w:t>
             </w:r>
           </w:p>
         </w:tc>
@@ -749,6 +768,7 @@
             <w:cnfStyle w:val="001000000000" w:firstRow="0" w:lastRow="0" w:firstColumn="1" w:lastColumn="0" w:oddVBand="0" w:evenVBand="0" w:oddHBand="0" w:evenHBand="0" w:firstRowFirstColumn="0" w:firstRowLastColumn="0" w:lastRowFirstColumn="0" w:lastRowLastColumn="0"/>
             <w:tcW w:w="2534" w:type="dxa"/>
             <w:gridSpan w:val="2"/>
+            <w:tcMar/>
           </w:tcPr>
           <w:p>
             <w:pPr>
@@ -772,9 +792,11 @@
         </w:tc>
         <w:tc>
           <w:tcPr>
+            <w:cnfStyle w:val="000000000000" w:firstRow="0" w:lastRow="0" w:firstColumn="0" w:lastColumn="0" w:oddVBand="0" w:evenVBand="0" w:oddHBand="0" w:evenHBand="0" w:firstRowFirstColumn="0" w:firstRowLastColumn="0" w:lastRowFirstColumn="0" w:lastRowLastColumn="0"/>
             <w:tcW w:w="7620" w:type="dxa"/>
             <w:gridSpan w:val="2"/>
             <w:shd w:val="clear" w:color="auto" w:fill="auto"/>
+            <w:tcMar/>
           </w:tcPr>
           <w:p>
             <w:pPr>
@@ -809,6 +831,7 @@
             <w:tcW w:w="10154" w:type="dxa"/>
             <w:gridSpan w:val="4"/>
             <w:shd w:val="clear" w:color="auto" w:fill="FFE599"/>
+            <w:tcMar/>
           </w:tcPr>
           <w:p>
             <w:pPr>
@@ -842,6 +865,7 @@
             <w:cnfStyle w:val="001000000000" w:firstRow="0" w:lastRow="0" w:firstColumn="1" w:lastColumn="0" w:oddVBand="0" w:evenVBand="0" w:oddHBand="0" w:evenHBand="0" w:firstRowFirstColumn="0" w:firstRowLastColumn="0" w:lastRowFirstColumn="0" w:lastRowLastColumn="0"/>
             <w:tcW w:w="2534" w:type="dxa"/>
             <w:gridSpan w:val="2"/>
+            <w:tcMar/>
           </w:tcPr>
           <w:p>
             <w:pPr>
@@ -865,7 +889,9 @@
         </w:tc>
         <w:tc>
           <w:tcPr>
+            <w:cnfStyle w:val="000000000000" w:firstRow="0" w:lastRow="0" w:firstColumn="0" w:lastColumn="0" w:oddVBand="0" w:evenVBand="0" w:oddHBand="0" w:evenHBand="0" w:firstRowFirstColumn="0" w:firstRowLastColumn="0" w:lastRowFirstColumn="0" w:lastRowLastColumn="0"/>
             <w:tcW w:w="5460" w:type="dxa"/>
+            <w:tcMar/>
           </w:tcPr>
           <w:p>
             <w:pPr>
@@ -890,7 +916,9 @@
         </w:tc>
         <w:tc>
           <w:tcPr>
+            <w:cnfStyle w:val="000000000000" w:firstRow="0" w:lastRow="0" w:firstColumn="0" w:lastColumn="0" w:oddVBand="0" w:evenVBand="0" w:oddHBand="0" w:evenHBand="0" w:firstRowFirstColumn="0" w:firstRowLastColumn="0" w:lastRowFirstColumn="0" w:lastRowLastColumn="0"/>
             <w:tcW w:w="2160" w:type="dxa"/>
+            <w:tcMar/>
           </w:tcPr>
           <w:p>
             <w:pPr>
@@ -914,6 +942,7 @@
           <w:tcPr>
             <w:cnfStyle w:val="001000000000" w:firstRow="0" w:lastRow="0" w:firstColumn="1" w:lastColumn="0" w:oddVBand="0" w:evenVBand="0" w:oddHBand="0" w:evenHBand="0" w:firstRowFirstColumn="0" w:firstRowLastColumn="0" w:lastRowFirstColumn="0" w:lastRowLastColumn="0"/>
             <w:tcW w:w="1267" w:type="dxa"/>
+            <w:tcMar/>
           </w:tcPr>
           <w:p>
             <w:pPr>
@@ -937,9 +966,11 @@
         </w:tc>
         <w:tc>
           <w:tcPr>
+            <w:cnfStyle w:val="000000000000" w:firstRow="0" w:lastRow="0" w:firstColumn="0" w:lastColumn="0" w:oddVBand="0" w:evenVBand="0" w:oddHBand="0" w:evenHBand="0" w:firstRowFirstColumn="0" w:firstRowLastColumn="0" w:lastRowFirstColumn="0" w:lastRowLastColumn="0"/>
             <w:tcW w:w="6727" w:type="dxa"/>
             <w:gridSpan w:val="2"/>
-            <w:shd w:val="clear" w:color="auto" w:fill="FFFFFF"/>
+            <w:shd w:val="clear" w:color="auto" w:fill="FFFFFF" w:themeFill="background1"/>
+            <w:tcMar/>
           </w:tcPr>
           <w:p>
             <w:pPr>
@@ -963,8 +994,10 @@
         </w:tc>
         <w:tc>
           <w:tcPr>
+            <w:cnfStyle w:val="000000000000" w:firstRow="0" w:lastRow="0" w:firstColumn="0" w:lastColumn="0" w:oddVBand="0" w:evenVBand="0" w:oddHBand="0" w:evenHBand="0" w:firstRowFirstColumn="0" w:firstRowLastColumn="0" w:lastRowFirstColumn="0" w:lastRowLastColumn="0"/>
             <w:tcW w:w="2160" w:type="dxa"/>
-            <w:shd w:val="clear" w:color="auto" w:fill="FFFFFF"/>
+            <w:shd w:val="clear" w:color="auto" w:fill="FFFFFF" w:themeFill="background1"/>
+            <w:tcMar/>
           </w:tcPr>
           <w:p>
             <w:pPr>
@@ -990,6 +1023,7 @@
             <w:cnfStyle w:val="001000000000" w:firstRow="0" w:lastRow="0" w:firstColumn="1" w:lastColumn="0" w:oddVBand="0" w:evenVBand="0" w:oddHBand="0" w:evenHBand="0" w:firstRowFirstColumn="0" w:firstRowLastColumn="0" w:lastRowFirstColumn="0" w:lastRowLastColumn="0"/>
             <w:tcW w:w="1267" w:type="dxa"/>
             <w:shd w:val="clear" w:color="auto" w:fill="auto"/>
+            <w:tcMar/>
           </w:tcPr>
           <w:p>
             <w:pPr>
@@ -1013,9 +1047,11 @@
         </w:tc>
         <w:tc>
           <w:tcPr>
+            <w:cnfStyle w:val="000000000000" w:firstRow="0" w:lastRow="0" w:firstColumn="0" w:lastColumn="0" w:oddVBand="0" w:evenVBand="0" w:oddHBand="0" w:evenHBand="0" w:firstRowFirstColumn="0" w:firstRowLastColumn="0" w:lastRowFirstColumn="0" w:lastRowLastColumn="0"/>
             <w:tcW w:w="6727" w:type="dxa"/>
             <w:gridSpan w:val="2"/>
-            <w:shd w:val="clear" w:color="auto" w:fill="FFFFFF"/>
+            <w:shd w:val="clear" w:color="auto" w:fill="FFFFFF" w:themeFill="background1"/>
+            <w:tcMar/>
           </w:tcPr>
           <w:p>
             <w:pPr>
@@ -1038,8 +1074,10 @@
         </w:tc>
         <w:tc>
           <w:tcPr>
+            <w:cnfStyle w:val="000000000000" w:firstRow="0" w:lastRow="0" w:firstColumn="0" w:lastColumn="0" w:oddVBand="0" w:evenVBand="0" w:oddHBand="0" w:evenHBand="0" w:firstRowFirstColumn="0" w:firstRowLastColumn="0" w:lastRowFirstColumn="0" w:lastRowLastColumn="0"/>
             <w:tcW w:w="2160" w:type="dxa"/>
-            <w:shd w:val="clear" w:color="auto" w:fill="FFFFFF"/>
+            <w:shd w:val="clear" w:color="auto" w:fill="FFFFFF" w:themeFill="background1"/>
+            <w:tcMar/>
           </w:tcPr>
           <w:p>
             <w:pPr>
@@ -1063,6 +1101,7 @@
           <w:tcPr>
             <w:cnfStyle w:val="001000000000" w:firstRow="0" w:lastRow="0" w:firstColumn="1" w:lastColumn="0" w:oddVBand="0" w:evenVBand="0" w:oddHBand="0" w:evenHBand="0" w:firstRowFirstColumn="0" w:firstRowLastColumn="0" w:lastRowFirstColumn="0" w:lastRowLastColumn="0"/>
             <w:tcW w:w="1267" w:type="dxa"/>
+            <w:tcMar/>
           </w:tcPr>
           <w:p>
             <w:pPr>
@@ -1086,9 +1125,11 @@
         </w:tc>
         <w:tc>
           <w:tcPr>
+            <w:cnfStyle w:val="000000000000" w:firstRow="0" w:lastRow="0" w:firstColumn="0" w:lastColumn="0" w:oddVBand="0" w:evenVBand="0" w:oddHBand="0" w:evenHBand="0" w:firstRowFirstColumn="0" w:firstRowLastColumn="0" w:lastRowFirstColumn="0" w:lastRowLastColumn="0"/>
             <w:tcW w:w="6727" w:type="dxa"/>
             <w:gridSpan w:val="2"/>
-            <w:shd w:val="clear" w:color="auto" w:fill="FFFFFF"/>
+            <w:shd w:val="clear" w:color="auto" w:fill="FFFFFF" w:themeFill="background1"/>
+            <w:tcMar/>
           </w:tcPr>
           <w:p>
             <w:pPr>
@@ -1112,8 +1153,10 @@
         </w:tc>
         <w:tc>
           <w:tcPr>
+            <w:cnfStyle w:val="000000000000" w:firstRow="0" w:lastRow="0" w:firstColumn="0" w:lastColumn="0" w:oddVBand="0" w:evenVBand="0" w:oddHBand="0" w:evenHBand="0" w:firstRowFirstColumn="0" w:firstRowLastColumn="0" w:lastRowFirstColumn="0" w:lastRowLastColumn="0"/>
             <w:tcW w:w="2160" w:type="dxa"/>
-            <w:shd w:val="clear" w:color="auto" w:fill="FFFFFF"/>
+            <w:shd w:val="clear" w:color="auto" w:fill="FFFFFF" w:themeFill="background1"/>
+            <w:tcMar/>
           </w:tcPr>
           <w:p>
             <w:pPr>
@@ -1138,6 +1181,7 @@
             <w:cnfStyle w:val="001000000000" w:firstRow="0" w:lastRow="0" w:firstColumn="1" w:lastColumn="0" w:oddVBand="0" w:evenVBand="0" w:oddHBand="0" w:evenHBand="0" w:firstRowFirstColumn="0" w:firstRowLastColumn="0" w:lastRowFirstColumn="0" w:lastRowLastColumn="0"/>
             <w:tcW w:w="1267" w:type="dxa"/>
             <w:shd w:val="clear" w:color="auto" w:fill="auto"/>
+            <w:tcMar/>
           </w:tcPr>
           <w:p>
             <w:pPr>
@@ -1161,9 +1205,11 @@
         </w:tc>
         <w:tc>
           <w:tcPr>
+            <w:cnfStyle w:val="000000000000" w:firstRow="0" w:lastRow="0" w:firstColumn="0" w:lastColumn="0" w:oddVBand="0" w:evenVBand="0" w:oddHBand="0" w:evenHBand="0" w:firstRowFirstColumn="0" w:firstRowLastColumn="0" w:lastRowFirstColumn="0" w:lastRowLastColumn="0"/>
             <w:tcW w:w="6727" w:type="dxa"/>
             <w:gridSpan w:val="2"/>
-            <w:shd w:val="clear" w:color="auto" w:fill="FFFFFF"/>
+            <w:shd w:val="clear" w:color="auto" w:fill="FFFFFF" w:themeFill="background1"/>
+            <w:tcMar/>
           </w:tcPr>
           <w:p>
             <w:pPr>
@@ -1187,8 +1233,10 @@
         </w:tc>
         <w:tc>
           <w:tcPr>
+            <w:cnfStyle w:val="000000000000" w:firstRow="0" w:lastRow="0" w:firstColumn="0" w:lastColumn="0" w:oddVBand="0" w:evenVBand="0" w:oddHBand="0" w:evenHBand="0" w:firstRowFirstColumn="0" w:firstRowLastColumn="0" w:lastRowFirstColumn="0" w:lastRowLastColumn="0"/>
             <w:tcW w:w="2160" w:type="dxa"/>
-            <w:shd w:val="clear" w:color="auto" w:fill="FFFFFF"/>
+            <w:shd w:val="clear" w:color="auto" w:fill="FFFFFF" w:themeFill="background1"/>
+            <w:tcMar/>
           </w:tcPr>
           <w:p>
             <w:pPr>
@@ -1222,6 +1270,7 @@
             <w:tcW w:w="2534" w:type="dxa"/>
             <w:gridSpan w:val="2"/>
             <w:shd w:val="clear" w:color="auto" w:fill="FBE5D5"/>
+            <w:tcMar/>
           </w:tcPr>
           <w:p>
             <w:pPr>
@@ -1245,9 +1294,11 @@
         </w:tc>
         <w:tc>
           <w:tcPr>
+            <w:cnfStyle w:val="000000000000" w:firstRow="0" w:lastRow="0" w:firstColumn="0" w:lastColumn="0" w:oddVBand="0" w:evenVBand="0" w:oddHBand="0" w:evenHBand="0" w:firstRowFirstColumn="0" w:firstRowLastColumn="0" w:lastRowFirstColumn="0" w:lastRowLastColumn="0"/>
             <w:tcW w:w="7620" w:type="dxa"/>
             <w:gridSpan w:val="2"/>
-            <w:shd w:val="clear" w:color="auto" w:fill="FFFFFF"/>
+            <w:shd w:val="clear" w:color="auto" w:fill="FFFFFF" w:themeFill="background1"/>
+            <w:tcMar/>
           </w:tcPr>
           <w:p>
             <w:pPr>
@@ -1343,6 +1394,7 @@
             <w:cnfStyle w:val="001000000000" w:firstRow="0" w:lastRow="0" w:firstColumn="1" w:lastColumn="0" w:oddVBand="0" w:evenVBand="0" w:oddHBand="0" w:evenHBand="0" w:firstRowFirstColumn="0" w:firstRowLastColumn="0" w:lastRowFirstColumn="0" w:lastRowLastColumn="0"/>
             <w:tcW w:w="2534" w:type="dxa"/>
             <w:gridSpan w:val="2"/>
+            <w:tcMar/>
           </w:tcPr>
           <w:p>
             <w:pPr>
@@ -1366,9 +1418,11 @@
         </w:tc>
         <w:tc>
           <w:tcPr>
+            <w:cnfStyle w:val="000000000000" w:firstRow="0" w:lastRow="0" w:firstColumn="0" w:lastColumn="0" w:oddVBand="0" w:evenVBand="0" w:oddHBand="0" w:evenHBand="0" w:firstRowFirstColumn="0" w:firstRowLastColumn="0" w:lastRowFirstColumn="0" w:lastRowLastColumn="0"/>
             <w:tcW w:w="7620" w:type="dxa"/>
             <w:gridSpan w:val="2"/>
-            <w:shd w:val="clear" w:color="auto" w:fill="FFFFFF"/>
+            <w:shd w:val="clear" w:color="auto" w:fill="FFFFFF" w:themeFill="background1"/>
+            <w:tcMar/>
           </w:tcPr>
           <w:p>
             <w:pPr>
@@ -1414,6 +1468,7 @@
             <w:tcW w:w="2534" w:type="dxa"/>
             <w:gridSpan w:val="2"/>
             <w:shd w:val="clear" w:color="auto" w:fill="FBE5D5"/>
+            <w:tcMar/>
           </w:tcPr>
           <w:p>
             <w:pPr>
@@ -1437,9 +1492,11 @@
         </w:tc>
         <w:tc>
           <w:tcPr>
+            <w:cnfStyle w:val="000000000000" w:firstRow="0" w:lastRow="0" w:firstColumn="0" w:lastColumn="0" w:oddVBand="0" w:evenVBand="0" w:oddHBand="0" w:evenHBand="0" w:firstRowFirstColumn="0" w:firstRowLastColumn="0" w:lastRowFirstColumn="0" w:lastRowLastColumn="0"/>
             <w:tcW w:w="7620" w:type="dxa"/>
             <w:gridSpan w:val="2"/>
             <w:shd w:val="clear" w:color="auto" w:fill="FBE5D5"/>
+            <w:tcMar/>
           </w:tcPr>
           <w:p>
             <w:pPr>
@@ -1473,6 +1530,7 @@
             <w:cnfStyle w:val="001000000000" w:firstRow="0" w:lastRow="0" w:firstColumn="1" w:lastColumn="0" w:oddVBand="0" w:evenVBand="0" w:oddHBand="0" w:evenHBand="0" w:firstRowFirstColumn="0" w:firstRowLastColumn="0" w:lastRowFirstColumn="0" w:lastRowLastColumn="0"/>
             <w:tcW w:w="1267" w:type="dxa"/>
             <w:shd w:val="clear" w:color="auto" w:fill="auto"/>
+            <w:tcMar/>
           </w:tcPr>
           <w:p>
             <w:pPr>
@@ -1496,9 +1554,11 @@
         </w:tc>
         <w:tc>
           <w:tcPr>
+            <w:cnfStyle w:val="000000000000" w:firstRow="0" w:lastRow="0" w:firstColumn="0" w:lastColumn="0" w:oddVBand="0" w:evenVBand="0" w:oddHBand="0" w:evenHBand="0" w:firstRowFirstColumn="0" w:firstRowLastColumn="0" w:lastRowFirstColumn="0" w:lastRowLastColumn="0"/>
             <w:tcW w:w="6727" w:type="dxa"/>
             <w:gridSpan w:val="2"/>
             <w:shd w:val="clear" w:color="auto" w:fill="auto"/>
+            <w:tcMar/>
           </w:tcPr>
           <w:p>
             <w:pPr>
@@ -1532,8 +1592,10 @@
         </w:tc>
         <w:tc>
           <w:tcPr>
+            <w:cnfStyle w:val="000000000000" w:firstRow="0" w:lastRow="0" w:firstColumn="0" w:lastColumn="0" w:oddVBand="0" w:evenVBand="0" w:oddHBand="0" w:evenHBand="0" w:firstRowFirstColumn="0" w:firstRowLastColumn="0" w:lastRowFirstColumn="0" w:lastRowLastColumn="0"/>
             <w:tcW w:w="2160" w:type="dxa"/>
             <w:shd w:val="clear" w:color="auto" w:fill="auto"/>
+            <w:tcMar/>
           </w:tcPr>
           <w:p>
             <w:pPr>
@@ -1557,6 +1619,7 @@
           <w:tcPr>
             <w:cnfStyle w:val="001000000000" w:firstRow="0" w:lastRow="0" w:firstColumn="1" w:lastColumn="0" w:oddVBand="0" w:evenVBand="0" w:oddHBand="0" w:evenHBand="0" w:firstRowFirstColumn="0" w:firstRowLastColumn="0" w:lastRowFirstColumn="0" w:lastRowLastColumn="0"/>
             <w:tcW w:w="1267" w:type="dxa"/>
+            <w:tcMar/>
           </w:tcPr>
           <w:p>
             <w:pPr>
@@ -1580,8 +1643,10 @@
         </w:tc>
         <w:tc>
           <w:tcPr>
+            <w:cnfStyle w:val="000000000000" w:firstRow="0" w:lastRow="0" w:firstColumn="0" w:lastColumn="0" w:oddVBand="0" w:evenVBand="0" w:oddHBand="0" w:evenHBand="0" w:firstRowFirstColumn="0" w:firstRowLastColumn="0" w:lastRowFirstColumn="0" w:lastRowLastColumn="0"/>
             <w:tcW w:w="6727" w:type="dxa"/>
             <w:gridSpan w:val="2"/>
+            <w:tcMar/>
           </w:tcPr>
           <w:p>
             <w:pPr>
@@ -1615,7 +1680,9 @@
         </w:tc>
         <w:tc>
           <w:tcPr>
+            <w:cnfStyle w:val="000000000000" w:firstRow="0" w:lastRow="0" w:firstColumn="0" w:lastColumn="0" w:oddVBand="0" w:evenVBand="0" w:oddHBand="0" w:evenHBand="0" w:firstRowFirstColumn="0" w:firstRowLastColumn="0" w:lastRowFirstColumn="0" w:lastRowLastColumn="0"/>
             <w:tcW w:w="2160" w:type="dxa"/>
+            <w:tcMar/>
           </w:tcPr>
           <w:p>
             <w:pPr>
@@ -1640,6 +1707,7 @@
             <w:cnfStyle w:val="001000000000" w:firstRow="0" w:lastRow="0" w:firstColumn="1" w:lastColumn="0" w:oddVBand="0" w:evenVBand="0" w:oddHBand="0" w:evenHBand="0" w:firstRowFirstColumn="0" w:firstRowLastColumn="0" w:lastRowFirstColumn="0" w:lastRowLastColumn="0"/>
             <w:tcW w:w="1267" w:type="dxa"/>
             <w:shd w:val="clear" w:color="auto" w:fill="auto"/>
+            <w:tcMar/>
           </w:tcPr>
           <w:p>
             <w:pPr>
@@ -1663,9 +1731,11 @@
         </w:tc>
         <w:tc>
           <w:tcPr>
+            <w:cnfStyle w:val="000000000000" w:firstRow="0" w:lastRow="0" w:firstColumn="0" w:lastColumn="0" w:oddVBand="0" w:evenVBand="0" w:oddHBand="0" w:evenHBand="0" w:firstRowFirstColumn="0" w:firstRowLastColumn="0" w:lastRowFirstColumn="0" w:lastRowLastColumn="0"/>
             <w:tcW w:w="6727" w:type="dxa"/>
             <w:gridSpan w:val="2"/>
             <w:shd w:val="clear" w:color="auto" w:fill="auto"/>
+            <w:tcMar/>
           </w:tcPr>
           <w:p>
             <w:pPr>
@@ -1699,8 +1769,10 @@
         </w:tc>
         <w:tc>
           <w:tcPr>
+            <w:cnfStyle w:val="000000000000" w:firstRow="0" w:lastRow="0" w:firstColumn="0" w:lastColumn="0" w:oddVBand="0" w:evenVBand="0" w:oddHBand="0" w:evenHBand="0" w:firstRowFirstColumn="0" w:firstRowLastColumn="0" w:lastRowFirstColumn="0" w:lastRowLastColumn="0"/>
             <w:tcW w:w="2160" w:type="dxa"/>
             <w:shd w:val="clear" w:color="auto" w:fill="auto"/>
+            <w:tcMar/>
           </w:tcPr>
           <w:p>
             <w:pPr>
@@ -1732,6 +1804,7 @@
           <w:tcPr>
             <w:cnfStyle w:val="001000000000" w:firstRow="0" w:lastRow="0" w:firstColumn="1" w:lastColumn="0" w:oddVBand="0" w:evenVBand="0" w:oddHBand="0" w:evenHBand="0" w:firstRowFirstColumn="0" w:firstRowLastColumn="0" w:lastRowFirstColumn="0" w:lastRowLastColumn="0"/>
             <w:tcW w:w="1267" w:type="dxa"/>
+            <w:tcMar/>
           </w:tcPr>
           <w:p>
             <w:pPr>
@@ -1755,8 +1828,10 @@
         </w:tc>
         <w:tc>
           <w:tcPr>
+            <w:cnfStyle w:val="000000000000" w:firstRow="0" w:lastRow="0" w:firstColumn="0" w:lastColumn="0" w:oddVBand="0" w:evenVBand="0" w:oddHBand="0" w:evenHBand="0" w:firstRowFirstColumn="0" w:firstRowLastColumn="0" w:lastRowFirstColumn="0" w:lastRowLastColumn="0"/>
             <w:tcW w:w="6727" w:type="dxa"/>
             <w:gridSpan w:val="2"/>
+            <w:tcMar/>
           </w:tcPr>
           <w:p>
             <w:pPr>
@@ -1790,7 +1865,9 @@
         </w:tc>
         <w:tc>
           <w:tcPr>
+            <w:cnfStyle w:val="000000000000" w:firstRow="0" w:lastRow="0" w:firstColumn="0" w:lastColumn="0" w:oddVBand="0" w:evenVBand="0" w:oddHBand="0" w:evenHBand="0" w:firstRowFirstColumn="0" w:firstRowLastColumn="0" w:lastRowFirstColumn="0" w:lastRowLastColumn="0"/>
             <w:tcW w:w="2160" w:type="dxa"/>
+            <w:tcMar/>
           </w:tcPr>
           <w:p>
             <w:pPr>
@@ -1816,6 +1893,7 @@
             <w:cnfStyle w:val="001000000000" w:firstRow="0" w:lastRow="0" w:firstColumn="1" w:lastColumn="0" w:oddVBand="0" w:evenVBand="0" w:oddHBand="0" w:evenHBand="0" w:firstRowFirstColumn="0" w:firstRowLastColumn="0" w:lastRowFirstColumn="0" w:lastRowLastColumn="0"/>
             <w:tcW w:w="2534" w:type="dxa"/>
             <w:gridSpan w:val="2"/>
+            <w:tcMar/>
           </w:tcPr>
           <w:p>
             <w:pPr>
@@ -1840,9 +1918,11 @@
         </w:tc>
         <w:tc>
           <w:tcPr>
+            <w:cnfStyle w:val="000000000000" w:firstRow="0" w:lastRow="0" w:firstColumn="0" w:lastColumn="0" w:oddVBand="0" w:evenVBand="0" w:oddHBand="0" w:evenHBand="0" w:firstRowFirstColumn="0" w:firstRowLastColumn="0" w:lastRowFirstColumn="0" w:lastRowLastColumn="0"/>
             <w:tcW w:w="7620" w:type="dxa"/>
             <w:gridSpan w:val="2"/>
-            <w:shd w:val="clear" w:color="auto" w:fill="FFFFFF"/>
+            <w:shd w:val="clear" w:color="auto" w:fill="FFFFFF" w:themeFill="background1"/>
+            <w:tcMar/>
           </w:tcPr>
           <w:p>
             <w:pPr>
@@ -1908,6 +1988,7 @@
             <w:tcW w:w="2534" w:type="dxa"/>
             <w:gridSpan w:val="2"/>
             <w:shd w:val="clear" w:color="auto" w:fill="FBE5D5"/>
+            <w:tcMar/>
           </w:tcPr>
           <w:p>
             <w:pPr>
@@ -1931,9 +2012,11 @@
         </w:tc>
         <w:tc>
           <w:tcPr>
+            <w:cnfStyle w:val="000000000000" w:firstRow="0" w:lastRow="0" w:firstColumn="0" w:lastColumn="0" w:oddVBand="0" w:evenVBand="0" w:oddHBand="0" w:evenHBand="0" w:firstRowFirstColumn="0" w:firstRowLastColumn="0" w:lastRowFirstColumn="0" w:lastRowLastColumn="0"/>
             <w:tcW w:w="7620" w:type="dxa"/>
             <w:gridSpan w:val="2"/>
-            <w:shd w:val="clear" w:color="auto" w:fill="FFFFFF"/>
+            <w:shd w:val="clear" w:color="auto" w:fill="FFFFFF" w:themeFill="background1"/>
+            <w:tcMar/>
           </w:tcPr>
           <w:p>
             <w:pPr>
@@ -1979,6 +2062,7 @@
             <w:cnfStyle w:val="001000000000" w:firstRow="0" w:lastRow="0" w:firstColumn="1" w:lastColumn="0" w:oddVBand="0" w:evenVBand="0" w:oddHBand="0" w:evenHBand="0" w:firstRowFirstColumn="0" w:firstRowLastColumn="0" w:lastRowFirstColumn="0" w:lastRowLastColumn="0"/>
             <w:tcW w:w="2534" w:type="dxa"/>
             <w:gridSpan w:val="2"/>
+            <w:tcMar/>
           </w:tcPr>
           <w:p>
             <w:pPr>
@@ -2002,8 +2086,10 @@
         </w:tc>
         <w:tc>
           <w:tcPr>
+            <w:cnfStyle w:val="000000000000" w:firstRow="0" w:lastRow="0" w:firstColumn="0" w:lastColumn="0" w:oddVBand="0" w:evenVBand="0" w:oddHBand="0" w:evenHBand="0" w:firstRowFirstColumn="0" w:firstRowLastColumn="0" w:lastRowFirstColumn="0" w:lastRowLastColumn="0"/>
             <w:tcW w:w="7620" w:type="dxa"/>
             <w:gridSpan w:val="2"/>
+            <w:tcMar/>
           </w:tcPr>
           <w:p>
             <w:pPr>
@@ -2053,6 +2139,7 @@
           <w:tcPr>
             <w:cnfStyle w:val="001000000000" w:firstRow="0" w:lastRow="0" w:firstColumn="1" w:lastColumn="0" w:oddVBand="0" w:evenVBand="0" w:oddHBand="0" w:evenHBand="0" w:firstRowFirstColumn="0" w:firstRowLastColumn="0" w:lastRowFirstColumn="0" w:lastRowLastColumn="0"/>
             <w:tcW w:w="1267" w:type="dxa"/>
+            <w:tcMar/>
           </w:tcPr>
           <w:p>
             <w:pPr>
@@ -2076,8 +2163,10 @@
         </w:tc>
         <w:tc>
           <w:tcPr>
+            <w:cnfStyle w:val="000000000000" w:firstRow="0" w:lastRow="0" w:firstColumn="0" w:lastColumn="0" w:oddVBand="0" w:evenVBand="0" w:oddHBand="0" w:evenHBand="0" w:firstRowFirstColumn="0" w:firstRowLastColumn="0" w:lastRowFirstColumn="0" w:lastRowLastColumn="0"/>
             <w:tcW w:w="6727" w:type="dxa"/>
             <w:gridSpan w:val="2"/>
+            <w:tcMar/>
           </w:tcPr>
           <w:p>
             <w:pPr>
@@ -2111,7 +2200,9 @@
         </w:tc>
         <w:tc>
           <w:tcPr>
+            <w:cnfStyle w:val="000000000000" w:firstRow="0" w:lastRow="0" w:firstColumn="0" w:lastColumn="0" w:oddVBand="0" w:evenVBand="0" w:oddHBand="0" w:evenHBand="0" w:firstRowFirstColumn="0" w:firstRowLastColumn="0" w:lastRowFirstColumn="0" w:lastRowLastColumn="0"/>
             <w:tcW w:w="2160" w:type="dxa"/>
+            <w:tcMar/>
           </w:tcPr>
           <w:p>
             <w:pPr>
@@ -2146,6 +2237,7 @@
             <w:cnfStyle w:val="001000000000" w:firstRow="0" w:lastRow="0" w:firstColumn="1" w:lastColumn="0" w:oddVBand="0" w:evenVBand="0" w:oddHBand="0" w:evenHBand="0" w:firstRowFirstColumn="0" w:firstRowLastColumn="0" w:lastRowFirstColumn="0" w:lastRowLastColumn="0"/>
             <w:tcW w:w="1267" w:type="dxa"/>
             <w:shd w:val="clear" w:color="auto" w:fill="auto"/>
+            <w:tcMar/>
           </w:tcPr>
           <w:p>
             <w:pPr>
@@ -2169,9 +2261,11 @@
         </w:tc>
         <w:tc>
           <w:tcPr>
+            <w:cnfStyle w:val="000000000000" w:firstRow="0" w:lastRow="0" w:firstColumn="0" w:lastColumn="0" w:oddVBand="0" w:evenVBand="0" w:oddHBand="0" w:evenHBand="0" w:firstRowFirstColumn="0" w:firstRowLastColumn="0" w:lastRowFirstColumn="0" w:lastRowLastColumn="0"/>
             <w:tcW w:w="6727" w:type="dxa"/>
             <w:gridSpan w:val="2"/>
             <w:shd w:val="clear" w:color="auto" w:fill="auto"/>
+            <w:tcMar/>
           </w:tcPr>
           <w:p>
             <w:pPr>
@@ -2196,8 +2290,10 @@
         </w:tc>
         <w:tc>
           <w:tcPr>
+            <w:cnfStyle w:val="000000000000" w:firstRow="0" w:lastRow="0" w:firstColumn="0" w:lastColumn="0" w:oddVBand="0" w:evenVBand="0" w:oddHBand="0" w:evenHBand="0" w:firstRowFirstColumn="0" w:firstRowLastColumn="0" w:lastRowFirstColumn="0" w:lastRowLastColumn="0"/>
             <w:tcW w:w="2160" w:type="dxa"/>
             <w:shd w:val="clear" w:color="auto" w:fill="auto"/>
+            <w:tcMar/>
           </w:tcPr>
           <w:p>
             <w:pPr>
@@ -2221,6 +2317,7 @@
           <w:tcPr>
             <w:cnfStyle w:val="001000000000" w:firstRow="0" w:lastRow="0" w:firstColumn="1" w:lastColumn="0" w:oddVBand="0" w:evenVBand="0" w:oddHBand="0" w:evenHBand="0" w:firstRowFirstColumn="0" w:firstRowLastColumn="0" w:lastRowFirstColumn="0" w:lastRowLastColumn="0"/>
             <w:tcW w:w="1267" w:type="dxa"/>
+            <w:tcMar/>
           </w:tcPr>
           <w:p>
             <w:pPr>
@@ -2244,8 +2341,10 @@
         </w:tc>
         <w:tc>
           <w:tcPr>
+            <w:cnfStyle w:val="000000000000" w:firstRow="0" w:lastRow="0" w:firstColumn="0" w:lastColumn="0" w:oddVBand="0" w:evenVBand="0" w:oddHBand="0" w:evenHBand="0" w:firstRowFirstColumn="0" w:firstRowLastColumn="0" w:lastRowFirstColumn="0" w:lastRowLastColumn="0"/>
             <w:tcW w:w="6727" w:type="dxa"/>
             <w:gridSpan w:val="2"/>
+            <w:tcMar/>
           </w:tcPr>
           <w:p>
             <w:pPr>
@@ -2270,7 +2369,9 @@
         </w:tc>
         <w:tc>
           <w:tcPr>
+            <w:cnfStyle w:val="000000000000" w:firstRow="0" w:lastRow="0" w:firstColumn="0" w:lastColumn="0" w:oddVBand="0" w:evenVBand="0" w:oddHBand="0" w:evenHBand="0" w:firstRowFirstColumn="0" w:firstRowLastColumn="0" w:lastRowFirstColumn="0" w:lastRowLastColumn="0"/>
             <w:tcW w:w="2160" w:type="dxa"/>
+            <w:tcMar/>
           </w:tcPr>
           <w:p>
             <w:pPr>
@@ -2295,6 +2396,7 @@
             <w:cnfStyle w:val="001000000000" w:firstRow="0" w:lastRow="0" w:firstColumn="1" w:lastColumn="0" w:oddVBand="0" w:evenVBand="0" w:oddHBand="0" w:evenHBand="0" w:firstRowFirstColumn="0" w:firstRowLastColumn="0" w:lastRowFirstColumn="0" w:lastRowLastColumn="0"/>
             <w:tcW w:w="1267" w:type="dxa"/>
             <w:shd w:val="clear" w:color="auto" w:fill="auto"/>
+            <w:tcMar/>
           </w:tcPr>
           <w:p>
             <w:pPr>
@@ -2318,9 +2420,11 @@
         </w:tc>
         <w:tc>
           <w:tcPr>
+            <w:cnfStyle w:val="000000000000" w:firstRow="0" w:lastRow="0" w:firstColumn="0" w:lastColumn="0" w:oddVBand="0" w:evenVBand="0" w:oddHBand="0" w:evenHBand="0" w:firstRowFirstColumn="0" w:firstRowLastColumn="0" w:lastRowFirstColumn="0" w:lastRowLastColumn="0"/>
             <w:tcW w:w="6727" w:type="dxa"/>
             <w:gridSpan w:val="2"/>
             <w:shd w:val="clear" w:color="auto" w:fill="auto"/>
+            <w:tcMar/>
           </w:tcPr>
           <w:p>
             <w:pPr>
@@ -2354,8 +2458,10 @@
         </w:tc>
         <w:tc>
           <w:tcPr>
+            <w:cnfStyle w:val="000000000000" w:firstRow="0" w:lastRow="0" w:firstColumn="0" w:lastColumn="0" w:oddVBand="0" w:evenVBand="0" w:oddHBand="0" w:evenHBand="0" w:firstRowFirstColumn="0" w:firstRowLastColumn="0" w:lastRowFirstColumn="0" w:lastRowLastColumn="0"/>
             <w:tcW w:w="2160" w:type="dxa"/>
             <w:shd w:val="clear" w:color="auto" w:fill="auto"/>
+            <w:tcMar/>
           </w:tcPr>
           <w:p>
             <w:pPr>
@@ -2380,6 +2486,7 @@
             <w:tcW w:w="2534" w:type="dxa"/>
             <w:gridSpan w:val="2"/>
             <w:shd w:val="clear" w:color="auto" w:fill="FBE5D5"/>
+            <w:tcMar/>
           </w:tcPr>
           <w:p>
             <w:pPr>
@@ -2403,9 +2510,11 @@
         </w:tc>
         <w:tc>
           <w:tcPr>
+            <w:cnfStyle w:val="000000000000" w:firstRow="0" w:lastRow="0" w:firstColumn="0" w:lastColumn="0" w:oddVBand="0" w:evenVBand="0" w:oddHBand="0" w:evenHBand="0" w:firstRowFirstColumn="0" w:firstRowLastColumn="0" w:lastRowFirstColumn="0" w:lastRowLastColumn="0"/>
             <w:tcW w:w="7620" w:type="dxa"/>
             <w:gridSpan w:val="2"/>
-            <w:shd w:val="clear" w:color="auto" w:fill="FFFFFF"/>
+            <w:shd w:val="clear" w:color="auto" w:fill="FFFFFF" w:themeFill="background1"/>
+            <w:tcMar/>
           </w:tcPr>
           <w:p>
             <w:pPr>
@@ -2471,6 +2580,7 @@
             <w:cnfStyle w:val="001000000000" w:firstRow="0" w:lastRow="0" w:firstColumn="1" w:lastColumn="0" w:oddVBand="0" w:evenVBand="0" w:oddHBand="0" w:evenHBand="0" w:firstRowFirstColumn="0" w:firstRowLastColumn="0" w:lastRowFirstColumn="0" w:lastRowLastColumn="0"/>
             <w:tcW w:w="2534" w:type="dxa"/>
             <w:gridSpan w:val="2"/>
+            <w:tcMar/>
           </w:tcPr>
           <w:p>
             <w:pPr>
@@ -2494,9 +2604,11 @@
         </w:tc>
         <w:tc>
           <w:tcPr>
+            <w:cnfStyle w:val="000000000000" w:firstRow="0" w:lastRow="0" w:firstColumn="0" w:lastColumn="0" w:oddVBand="0" w:evenVBand="0" w:oddHBand="0" w:evenHBand="0" w:firstRowFirstColumn="0" w:firstRowLastColumn="0" w:lastRowFirstColumn="0" w:lastRowLastColumn="0"/>
             <w:tcW w:w="7620" w:type="dxa"/>
             <w:gridSpan w:val="2"/>
-            <w:shd w:val="clear" w:color="auto" w:fill="FFFFFF"/>
+            <w:shd w:val="clear" w:color="auto" w:fill="FFFFFF" w:themeFill="background1"/>
+            <w:tcMar/>
           </w:tcPr>
           <w:p>
             <w:pPr>
@@ -2542,6 +2654,7 @@
             <w:tcW w:w="2534" w:type="dxa"/>
             <w:gridSpan w:val="2"/>
             <w:shd w:val="clear" w:color="auto" w:fill="FBE5D5"/>
+            <w:tcMar/>
           </w:tcPr>
           <w:p>
             <w:pPr>
@@ -2565,9 +2678,11 @@
         </w:tc>
         <w:tc>
           <w:tcPr>
+            <w:cnfStyle w:val="000000000000" w:firstRow="0" w:lastRow="0" w:firstColumn="0" w:lastColumn="0" w:oddVBand="0" w:evenVBand="0" w:oddHBand="0" w:evenHBand="0" w:firstRowFirstColumn="0" w:firstRowLastColumn="0" w:lastRowFirstColumn="0" w:lastRowLastColumn="0"/>
             <w:tcW w:w="7620" w:type="dxa"/>
             <w:gridSpan w:val="2"/>
             <w:shd w:val="clear" w:color="auto" w:fill="FBE5D5"/>
+            <w:tcMar/>
           </w:tcPr>
           <w:p>
             <w:pPr>
@@ -2601,6 +2716,7 @@
             <w:cnfStyle w:val="001000000000" w:firstRow="0" w:lastRow="0" w:firstColumn="1" w:lastColumn="0" w:oddVBand="0" w:evenVBand="0" w:oddHBand="0" w:evenHBand="0" w:firstRowFirstColumn="0" w:firstRowLastColumn="0" w:lastRowFirstColumn="0" w:lastRowLastColumn="0"/>
             <w:tcW w:w="1267" w:type="dxa"/>
             <w:shd w:val="clear" w:color="auto" w:fill="auto"/>
+            <w:tcMar/>
           </w:tcPr>
           <w:p>
             <w:pPr>
@@ -2624,9 +2740,11 @@
         </w:tc>
         <w:tc>
           <w:tcPr>
+            <w:cnfStyle w:val="000000000000" w:firstRow="0" w:lastRow="0" w:firstColumn="0" w:lastColumn="0" w:oddVBand="0" w:evenVBand="0" w:oddHBand="0" w:evenHBand="0" w:firstRowFirstColumn="0" w:firstRowLastColumn="0" w:lastRowFirstColumn="0" w:lastRowLastColumn="0"/>
             <w:tcW w:w="6727" w:type="dxa"/>
             <w:gridSpan w:val="2"/>
-            <w:shd w:val="clear" w:color="auto" w:fill="FFFFFF"/>
+            <w:shd w:val="clear" w:color="auto" w:fill="FFFFFF" w:themeFill="background1"/>
+            <w:tcMar/>
           </w:tcPr>
           <w:p>
             <w:pPr>
@@ -2660,8 +2778,10 @@
         </w:tc>
         <w:tc>
           <w:tcPr>
+            <w:cnfStyle w:val="000000000000" w:firstRow="0" w:lastRow="0" w:firstColumn="0" w:lastColumn="0" w:oddVBand="0" w:evenVBand="0" w:oddHBand="0" w:evenHBand="0" w:firstRowFirstColumn="0" w:firstRowLastColumn="0" w:lastRowFirstColumn="0" w:lastRowLastColumn="0"/>
             <w:tcW w:w="2160" w:type="dxa"/>
-            <w:shd w:val="clear" w:color="auto" w:fill="FFFFFF"/>
+            <w:shd w:val="clear" w:color="auto" w:fill="FFFFFF" w:themeFill="background1"/>
+            <w:tcMar/>
           </w:tcPr>
           <w:p>
             <w:pPr>
@@ -2685,6 +2805,7 @@
           <w:tcPr>
             <w:cnfStyle w:val="001000000000" w:firstRow="0" w:lastRow="0" w:firstColumn="1" w:lastColumn="0" w:oddVBand="0" w:evenVBand="0" w:oddHBand="0" w:evenHBand="0" w:firstRowFirstColumn="0" w:firstRowLastColumn="0" w:lastRowFirstColumn="0" w:lastRowLastColumn="0"/>
             <w:tcW w:w="1267" w:type="dxa"/>
+            <w:tcMar/>
           </w:tcPr>
           <w:p>
             <w:pPr>
@@ -2708,9 +2829,11 @@
         </w:tc>
         <w:tc>
           <w:tcPr>
+            <w:cnfStyle w:val="000000000000" w:firstRow="0" w:lastRow="0" w:firstColumn="0" w:lastColumn="0" w:oddVBand="0" w:evenVBand="0" w:oddHBand="0" w:evenHBand="0" w:firstRowFirstColumn="0" w:firstRowLastColumn="0" w:lastRowFirstColumn="0" w:lastRowLastColumn="0"/>
             <w:tcW w:w="6727" w:type="dxa"/>
             <w:gridSpan w:val="2"/>
-            <w:shd w:val="clear" w:color="auto" w:fill="FFFFFF"/>
+            <w:shd w:val="clear" w:color="auto" w:fill="FFFFFF" w:themeFill="background1"/>
+            <w:tcMar/>
           </w:tcPr>
           <w:p>
             <w:pPr>
@@ -2744,8 +2867,10 @@
         </w:tc>
         <w:tc>
           <w:tcPr>
+            <w:cnfStyle w:val="000000000000" w:firstRow="0" w:lastRow="0" w:firstColumn="0" w:lastColumn="0" w:oddVBand="0" w:evenVBand="0" w:oddHBand="0" w:evenHBand="0" w:firstRowFirstColumn="0" w:firstRowLastColumn="0" w:lastRowFirstColumn="0" w:lastRowLastColumn="0"/>
             <w:tcW w:w="2160" w:type="dxa"/>
-            <w:shd w:val="clear" w:color="auto" w:fill="FFFFFF"/>
+            <w:shd w:val="clear" w:color="auto" w:fill="FFFFFF" w:themeFill="background1"/>
+            <w:tcMar/>
           </w:tcPr>
           <w:p>
             <w:pPr>
@@ -2780,6 +2905,7 @@
             <w:cnfStyle w:val="001000000000" w:firstRow="0" w:lastRow="0" w:firstColumn="1" w:lastColumn="0" w:oddVBand="0" w:evenVBand="0" w:oddHBand="0" w:evenHBand="0" w:firstRowFirstColumn="0" w:firstRowLastColumn="0" w:lastRowFirstColumn="0" w:lastRowLastColumn="0"/>
             <w:tcW w:w="1267" w:type="dxa"/>
             <w:shd w:val="clear" w:color="auto" w:fill="auto"/>
+            <w:tcMar/>
           </w:tcPr>
           <w:p>
             <w:pPr>
@@ -2803,9 +2929,11 @@
         </w:tc>
         <w:tc>
           <w:tcPr>
+            <w:cnfStyle w:val="000000000000" w:firstRow="0" w:lastRow="0" w:firstColumn="0" w:lastColumn="0" w:oddVBand="0" w:evenVBand="0" w:oddHBand="0" w:evenHBand="0" w:firstRowFirstColumn="0" w:firstRowLastColumn="0" w:lastRowFirstColumn="0" w:lastRowLastColumn="0"/>
             <w:tcW w:w="6727" w:type="dxa"/>
             <w:gridSpan w:val="2"/>
-            <w:shd w:val="clear" w:color="auto" w:fill="FFFFFF"/>
+            <w:shd w:val="clear" w:color="auto" w:fill="FFFFFF" w:themeFill="background1"/>
+            <w:tcMar/>
           </w:tcPr>
           <w:p>
             <w:pPr>
@@ -2839,8 +2967,10 @@
         </w:tc>
         <w:tc>
           <w:tcPr>
+            <w:cnfStyle w:val="000000000000" w:firstRow="0" w:lastRow="0" w:firstColumn="0" w:lastColumn="0" w:oddVBand="0" w:evenVBand="0" w:oddHBand="0" w:evenHBand="0" w:firstRowFirstColumn="0" w:firstRowLastColumn="0" w:lastRowFirstColumn="0" w:lastRowLastColumn="0"/>
             <w:tcW w:w="2160" w:type="dxa"/>
-            <w:shd w:val="clear" w:color="auto" w:fill="FFFFFF"/>
+            <w:shd w:val="clear" w:color="auto" w:fill="FFFFFF" w:themeFill="background1"/>
+            <w:tcMar/>
           </w:tcPr>
           <w:p>
             <w:pPr>
@@ -2864,6 +2994,7 @@
           <w:tcPr>
             <w:cnfStyle w:val="001000000000" w:firstRow="0" w:lastRow="0" w:firstColumn="1" w:lastColumn="0" w:oddVBand="0" w:evenVBand="0" w:oddHBand="0" w:evenHBand="0" w:firstRowFirstColumn="0" w:firstRowLastColumn="0" w:lastRowFirstColumn="0" w:lastRowLastColumn="0"/>
             <w:tcW w:w="1267" w:type="dxa"/>
+            <w:tcMar/>
           </w:tcPr>
           <w:p>
             <w:pPr>
@@ -2887,9 +3018,11 @@
         </w:tc>
         <w:tc>
           <w:tcPr>
+            <w:cnfStyle w:val="000000000000" w:firstRow="0" w:lastRow="0" w:firstColumn="0" w:lastColumn="0" w:oddVBand="0" w:evenVBand="0" w:oddHBand="0" w:evenHBand="0" w:firstRowFirstColumn="0" w:firstRowLastColumn="0" w:lastRowFirstColumn="0" w:lastRowLastColumn="0"/>
             <w:tcW w:w="6727" w:type="dxa"/>
             <w:gridSpan w:val="2"/>
-            <w:shd w:val="clear" w:color="auto" w:fill="FFFFFF"/>
+            <w:shd w:val="clear" w:color="auto" w:fill="FFFFFF" w:themeFill="background1"/>
+            <w:tcMar/>
           </w:tcPr>
           <w:p>
             <w:pPr>
@@ -2923,8 +3056,10 @@
         </w:tc>
         <w:tc>
           <w:tcPr>
+            <w:cnfStyle w:val="000000000000" w:firstRow="0" w:lastRow="0" w:firstColumn="0" w:lastColumn="0" w:oddVBand="0" w:evenVBand="0" w:oddHBand="0" w:evenHBand="0" w:firstRowFirstColumn="0" w:firstRowLastColumn="0" w:lastRowFirstColumn="0" w:lastRowLastColumn="0"/>
             <w:tcW w:w="2160" w:type="dxa"/>
-            <w:shd w:val="clear" w:color="auto" w:fill="FFFFFF"/>
+            <w:shd w:val="clear" w:color="auto" w:fill="FFFFFF" w:themeFill="background1"/>
+            <w:tcMar/>
           </w:tcPr>
           <w:p>
             <w:pPr>
@@ -2950,6 +3085,7 @@
             <w:cnfStyle w:val="001000000000" w:firstRow="0" w:lastRow="0" w:firstColumn="1" w:lastColumn="0" w:oddVBand="0" w:evenVBand="0" w:oddHBand="0" w:evenHBand="0" w:firstRowFirstColumn="0" w:firstRowLastColumn="0" w:lastRowFirstColumn="0" w:lastRowLastColumn="0"/>
             <w:tcW w:w="2534" w:type="dxa"/>
             <w:gridSpan w:val="2"/>
+            <w:tcMar/>
           </w:tcPr>
           <w:p>
             <w:pPr>
@@ -2973,9 +3109,11 @@
         </w:tc>
         <w:tc>
           <w:tcPr>
+            <w:cnfStyle w:val="000000000000" w:firstRow="0" w:lastRow="0" w:firstColumn="0" w:lastColumn="0" w:oddVBand="0" w:evenVBand="0" w:oddHBand="0" w:evenHBand="0" w:firstRowFirstColumn="0" w:firstRowLastColumn="0" w:lastRowFirstColumn="0" w:lastRowLastColumn="0"/>
             <w:tcW w:w="7620" w:type="dxa"/>
             <w:gridSpan w:val="2"/>
-            <w:shd w:val="clear" w:color="auto" w:fill="FFFFFF"/>
+            <w:shd w:val="clear" w:color="auto" w:fill="FFFFFF" w:themeFill="background1"/>
+            <w:tcMar/>
           </w:tcPr>
           <w:p>
             <w:pPr>
@@ -3051,6 +3189,7 @@
             <w:tcW w:w="2534" w:type="dxa"/>
             <w:gridSpan w:val="2"/>
             <w:shd w:val="clear" w:color="auto" w:fill="FBE5D5"/>
+            <w:tcMar/>
           </w:tcPr>
           <w:p>
             <w:pPr>
@@ -3074,9 +3213,11 @@
         </w:tc>
         <w:tc>
           <w:tcPr>
+            <w:cnfStyle w:val="000000000000" w:firstRow="0" w:lastRow="0" w:firstColumn="0" w:lastColumn="0" w:oddVBand="0" w:evenVBand="0" w:oddHBand="0" w:evenHBand="0" w:firstRowFirstColumn="0" w:firstRowLastColumn="0" w:lastRowFirstColumn="0" w:lastRowLastColumn="0"/>
             <w:tcW w:w="7620" w:type="dxa"/>
             <w:gridSpan w:val="2"/>
-            <w:shd w:val="clear" w:color="auto" w:fill="FFFFFF"/>
+            <w:shd w:val="clear" w:color="auto" w:fill="FFFFFF" w:themeFill="background1"/>
+            <w:tcMar/>
           </w:tcPr>
           <w:p>
             <w:pPr>
@@ -3122,6 +3263,7 @@
             <w:cnfStyle w:val="001000000000" w:firstRow="0" w:lastRow="0" w:firstColumn="1" w:lastColumn="0" w:oddVBand="0" w:evenVBand="0" w:oddHBand="0" w:evenHBand="0" w:firstRowFirstColumn="0" w:firstRowLastColumn="0" w:lastRowFirstColumn="0" w:lastRowLastColumn="0"/>
             <w:tcW w:w="2534" w:type="dxa"/>
             <w:gridSpan w:val="2"/>
+            <w:tcMar/>
           </w:tcPr>
           <w:p>
             <w:pPr>
@@ -3145,8 +3287,10 @@
         </w:tc>
         <w:tc>
           <w:tcPr>
+            <w:cnfStyle w:val="000000000000" w:firstRow="0" w:lastRow="0" w:firstColumn="0" w:lastColumn="0" w:oddVBand="0" w:evenVBand="0" w:oddHBand="0" w:evenHBand="0" w:firstRowFirstColumn="0" w:firstRowLastColumn="0" w:lastRowFirstColumn="0" w:lastRowLastColumn="0"/>
             <w:tcW w:w="7620" w:type="dxa"/>
             <w:gridSpan w:val="2"/>
+            <w:tcMar/>
           </w:tcPr>
           <w:p>
             <w:pPr>
@@ -3178,6 +3322,7 @@
           <w:tcPr>
             <w:cnfStyle w:val="001000000000" w:firstRow="0" w:lastRow="0" w:firstColumn="1" w:lastColumn="0" w:oddVBand="0" w:evenVBand="0" w:oddHBand="0" w:evenHBand="0" w:firstRowFirstColumn="0" w:firstRowLastColumn="0" w:lastRowFirstColumn="0" w:lastRowLastColumn="0"/>
             <w:tcW w:w="1267" w:type="dxa"/>
+            <w:tcMar/>
           </w:tcPr>
           <w:p>
             <w:pPr>
@@ -3201,9 +3346,11 @@
         </w:tc>
         <w:tc>
           <w:tcPr>
+            <w:cnfStyle w:val="000000000000" w:firstRow="0" w:lastRow="0" w:firstColumn="0" w:lastColumn="0" w:oddVBand="0" w:evenVBand="0" w:oddHBand="0" w:evenHBand="0" w:firstRowFirstColumn="0" w:firstRowLastColumn="0" w:lastRowFirstColumn="0" w:lastRowLastColumn="0"/>
             <w:tcW w:w="6727" w:type="dxa"/>
             <w:gridSpan w:val="2"/>
-            <w:shd w:val="clear" w:color="auto" w:fill="FFFFFF"/>
+            <w:shd w:val="clear" w:color="auto" w:fill="FFFFFF" w:themeFill="background1"/>
+            <w:tcMar/>
           </w:tcPr>
           <w:p>
             <w:pPr>
@@ -3237,8 +3384,10 @@
         </w:tc>
         <w:tc>
           <w:tcPr>
+            <w:cnfStyle w:val="000000000000" w:firstRow="0" w:lastRow="0" w:firstColumn="0" w:lastColumn="0" w:oddVBand="0" w:evenVBand="0" w:oddHBand="0" w:evenHBand="0" w:firstRowFirstColumn="0" w:firstRowLastColumn="0" w:lastRowFirstColumn="0" w:lastRowLastColumn="0"/>
             <w:tcW w:w="2160" w:type="dxa"/>
-            <w:shd w:val="clear" w:color="auto" w:fill="FFFFFF"/>
+            <w:shd w:val="clear" w:color="auto" w:fill="FFFFFF" w:themeFill="background1"/>
+            <w:tcMar/>
           </w:tcPr>
           <w:p>
             <w:pPr>
@@ -3264,6 +3413,7 @@
             <w:cnfStyle w:val="001000000000" w:firstRow="0" w:lastRow="0" w:firstColumn="1" w:lastColumn="0" w:oddVBand="0" w:evenVBand="0" w:oddHBand="0" w:evenHBand="0" w:firstRowFirstColumn="0" w:firstRowLastColumn="0" w:lastRowFirstColumn="0" w:lastRowLastColumn="0"/>
             <w:tcW w:w="1267" w:type="dxa"/>
             <w:shd w:val="clear" w:color="auto" w:fill="auto"/>
+            <w:tcMar/>
           </w:tcPr>
           <w:p>
             <w:pPr>
@@ -3287,9 +3437,11 @@
         </w:tc>
         <w:tc>
           <w:tcPr>
+            <w:cnfStyle w:val="000000000000" w:firstRow="0" w:lastRow="0" w:firstColumn="0" w:lastColumn="0" w:oddVBand="0" w:evenVBand="0" w:oddHBand="0" w:evenHBand="0" w:firstRowFirstColumn="0" w:firstRowLastColumn="0" w:lastRowFirstColumn="0" w:lastRowLastColumn="0"/>
             <w:tcW w:w="6727" w:type="dxa"/>
             <w:gridSpan w:val="2"/>
-            <w:shd w:val="clear" w:color="auto" w:fill="FFFFFF"/>
+            <w:shd w:val="clear" w:color="auto" w:fill="FFFFFF" w:themeFill="background1"/>
+            <w:tcMar/>
           </w:tcPr>
           <w:p>
             <w:pPr>
@@ -3323,8 +3475,10 @@
         </w:tc>
         <w:tc>
           <w:tcPr>
+            <w:cnfStyle w:val="000000000000" w:firstRow="0" w:lastRow="0" w:firstColumn="0" w:lastColumn="0" w:oddVBand="0" w:evenVBand="0" w:oddHBand="0" w:evenHBand="0" w:firstRowFirstColumn="0" w:firstRowLastColumn="0" w:lastRowFirstColumn="0" w:lastRowLastColumn="0"/>
             <w:tcW w:w="2160" w:type="dxa"/>
-            <w:shd w:val="clear" w:color="auto" w:fill="FFFFFF"/>
+            <w:shd w:val="clear" w:color="auto" w:fill="FFFFFF" w:themeFill="background1"/>
+            <w:tcMar/>
           </w:tcPr>
           <w:p>
             <w:pPr>
@@ -3348,6 +3502,7 @@
           <w:tcPr>
             <w:cnfStyle w:val="001000000000" w:firstRow="0" w:lastRow="0" w:firstColumn="1" w:lastColumn="0" w:oddVBand="0" w:evenVBand="0" w:oddHBand="0" w:evenHBand="0" w:firstRowFirstColumn="0" w:firstRowLastColumn="0" w:lastRowFirstColumn="0" w:lastRowLastColumn="0"/>
             <w:tcW w:w="1267" w:type="dxa"/>
+            <w:tcMar/>
           </w:tcPr>
           <w:p>
             <w:pPr>
@@ -3371,9 +3526,11 @@
         </w:tc>
         <w:tc>
           <w:tcPr>
+            <w:cnfStyle w:val="000000000000" w:firstRow="0" w:lastRow="0" w:firstColumn="0" w:lastColumn="0" w:oddVBand="0" w:evenVBand="0" w:oddHBand="0" w:evenHBand="0" w:firstRowFirstColumn="0" w:firstRowLastColumn="0" w:lastRowFirstColumn="0" w:lastRowLastColumn="0"/>
             <w:tcW w:w="6727" w:type="dxa"/>
             <w:gridSpan w:val="2"/>
-            <w:shd w:val="clear" w:color="auto" w:fill="FFFFFF"/>
+            <w:shd w:val="clear" w:color="auto" w:fill="FFFFFF" w:themeFill="background1"/>
+            <w:tcMar/>
           </w:tcPr>
           <w:p>
             <w:pPr>
@@ -3407,8 +3564,10 @@
         </w:tc>
         <w:tc>
           <w:tcPr>
+            <w:cnfStyle w:val="000000000000" w:firstRow="0" w:lastRow="0" w:firstColumn="0" w:lastColumn="0" w:oddVBand="0" w:evenVBand="0" w:oddHBand="0" w:evenHBand="0" w:firstRowFirstColumn="0" w:firstRowLastColumn="0" w:lastRowFirstColumn="0" w:lastRowLastColumn="0"/>
             <w:tcW w:w="2160" w:type="dxa"/>
-            <w:shd w:val="clear" w:color="auto" w:fill="FFFFFF"/>
+            <w:shd w:val="clear" w:color="auto" w:fill="FFFFFF" w:themeFill="background1"/>
+            <w:tcMar/>
           </w:tcPr>
           <w:p>
             <w:pPr>
@@ -3442,6 +3601,7 @@
             <w:cnfStyle w:val="001000000000" w:firstRow="0" w:lastRow="0" w:firstColumn="1" w:lastColumn="0" w:oddVBand="0" w:evenVBand="0" w:oddHBand="0" w:evenHBand="0" w:firstRowFirstColumn="0" w:firstRowLastColumn="0" w:lastRowFirstColumn="0" w:lastRowLastColumn="0"/>
             <w:tcW w:w="1267" w:type="dxa"/>
             <w:shd w:val="clear" w:color="auto" w:fill="auto"/>
+            <w:tcMar/>
           </w:tcPr>
           <w:p>
             <w:pPr>
@@ -3465,9 +3625,11 @@
         </w:tc>
         <w:tc>
           <w:tcPr>
+            <w:cnfStyle w:val="000000000000" w:firstRow="0" w:lastRow="0" w:firstColumn="0" w:lastColumn="0" w:oddVBand="0" w:evenVBand="0" w:oddHBand="0" w:evenHBand="0" w:firstRowFirstColumn="0" w:firstRowLastColumn="0" w:lastRowFirstColumn="0" w:lastRowLastColumn="0"/>
             <w:tcW w:w="6727" w:type="dxa"/>
             <w:gridSpan w:val="2"/>
-            <w:shd w:val="clear" w:color="auto" w:fill="FFFFFF"/>
+            <w:shd w:val="clear" w:color="auto" w:fill="FFFFFF" w:themeFill="background1"/>
+            <w:tcMar/>
           </w:tcPr>
           <w:p>
             <w:pPr>
@@ -3501,8 +3663,10 @@
         </w:tc>
         <w:tc>
           <w:tcPr>
+            <w:cnfStyle w:val="000000000000" w:firstRow="0" w:lastRow="0" w:firstColumn="0" w:lastColumn="0" w:oddVBand="0" w:evenVBand="0" w:oddHBand="0" w:evenHBand="0" w:firstRowFirstColumn="0" w:firstRowLastColumn="0" w:lastRowFirstColumn="0" w:lastRowLastColumn="0"/>
             <w:tcW w:w="2160" w:type="dxa"/>
-            <w:shd w:val="clear" w:color="auto" w:fill="FFFFFF"/>
+            <w:shd w:val="clear" w:color="auto" w:fill="FFFFFF" w:themeFill="background1"/>
+            <w:tcMar/>
           </w:tcPr>
           <w:p>
             <w:pPr>
@@ -3527,6 +3691,7 @@
             <w:tcW w:w="2534" w:type="dxa"/>
             <w:gridSpan w:val="2"/>
             <w:shd w:val="clear" w:color="auto" w:fill="FBE5D5"/>
+            <w:tcMar/>
           </w:tcPr>
           <w:p>
             <w:pPr>
@@ -3550,9 +3715,11 @@
         </w:tc>
         <w:tc>
           <w:tcPr>
+            <w:cnfStyle w:val="000000000000" w:firstRow="0" w:lastRow="0" w:firstColumn="0" w:lastColumn="0" w:oddVBand="0" w:evenVBand="0" w:oddHBand="0" w:evenHBand="0" w:firstRowFirstColumn="0" w:firstRowLastColumn="0" w:lastRowFirstColumn="0" w:lastRowLastColumn="0"/>
             <w:tcW w:w="7620" w:type="dxa"/>
             <w:gridSpan w:val="2"/>
-            <w:shd w:val="clear" w:color="auto" w:fill="FFFFFF"/>
+            <w:shd w:val="clear" w:color="auto" w:fill="FFFFFF" w:themeFill="background1"/>
+            <w:tcMar/>
           </w:tcPr>
           <w:p>
             <w:pPr>
@@ -3618,6 +3785,7 @@
             <w:cnfStyle w:val="001000000000" w:firstRow="0" w:lastRow="0" w:firstColumn="1" w:lastColumn="0" w:oddVBand="0" w:evenVBand="0" w:oddHBand="0" w:evenHBand="0" w:firstRowFirstColumn="0" w:firstRowLastColumn="0" w:lastRowFirstColumn="0" w:lastRowLastColumn="0"/>
             <w:tcW w:w="2534" w:type="dxa"/>
             <w:gridSpan w:val="2"/>
+            <w:tcMar/>
           </w:tcPr>
           <w:p>
             <w:pPr>
@@ -3641,9 +3809,11 @@
         </w:tc>
         <w:tc>
           <w:tcPr>
+            <w:cnfStyle w:val="000000000000" w:firstRow="0" w:lastRow="0" w:firstColumn="0" w:lastColumn="0" w:oddVBand="0" w:evenVBand="0" w:oddHBand="0" w:evenHBand="0" w:firstRowFirstColumn="0" w:firstRowLastColumn="0" w:lastRowFirstColumn="0" w:lastRowLastColumn="0"/>
             <w:tcW w:w="7620" w:type="dxa"/>
             <w:gridSpan w:val="2"/>
-            <w:shd w:val="clear" w:color="auto" w:fill="FFFFFF"/>
+            <w:shd w:val="clear" w:color="auto" w:fill="FFFFFF" w:themeFill="background1"/>
+            <w:tcMar/>
           </w:tcPr>
           <w:p>
             <w:pPr>
@@ -3689,6 +3859,7 @@
             <w:tcW w:w="2534" w:type="dxa"/>
             <w:gridSpan w:val="2"/>
             <w:shd w:val="clear" w:color="auto" w:fill="FBE5D5"/>
+            <w:tcMar/>
           </w:tcPr>
           <w:p>
             <w:pPr>
@@ -3712,9 +3883,11 @@
         </w:tc>
         <w:tc>
           <w:tcPr>
+            <w:cnfStyle w:val="000000000000" w:firstRow="0" w:lastRow="0" w:firstColumn="0" w:lastColumn="0" w:oddVBand="0" w:evenVBand="0" w:oddHBand="0" w:evenHBand="0" w:firstRowFirstColumn="0" w:firstRowLastColumn="0" w:lastRowFirstColumn="0" w:lastRowLastColumn="0"/>
             <w:tcW w:w="7620" w:type="dxa"/>
             <w:gridSpan w:val="2"/>
             <w:shd w:val="clear" w:color="auto" w:fill="FBE5D5"/>
+            <w:tcMar/>
           </w:tcPr>
           <w:p>
             <w:pPr>
@@ -3748,6 +3921,7 @@
             <w:cnfStyle w:val="001000000000" w:firstRow="0" w:lastRow="0" w:firstColumn="1" w:lastColumn="0" w:oddVBand="0" w:evenVBand="0" w:oddHBand="0" w:evenHBand="0" w:firstRowFirstColumn="0" w:firstRowLastColumn="0" w:lastRowFirstColumn="0" w:lastRowLastColumn="0"/>
             <w:tcW w:w="1267" w:type="dxa"/>
             <w:shd w:val="clear" w:color="auto" w:fill="auto"/>
+            <w:tcMar/>
           </w:tcPr>
           <w:p>
             <w:pPr>
@@ -3771,9 +3945,11 @@
         </w:tc>
         <w:tc>
           <w:tcPr>
+            <w:cnfStyle w:val="000000000000" w:firstRow="0" w:lastRow="0" w:firstColumn="0" w:lastColumn="0" w:oddVBand="0" w:evenVBand="0" w:oddHBand="0" w:evenHBand="0" w:firstRowFirstColumn="0" w:firstRowLastColumn="0" w:lastRowFirstColumn="0" w:lastRowLastColumn="0"/>
             <w:tcW w:w="6727" w:type="dxa"/>
             <w:gridSpan w:val="2"/>
-            <w:shd w:val="clear" w:color="auto" w:fill="FFFFFF"/>
+            <w:shd w:val="clear" w:color="auto" w:fill="FFFFFF" w:themeFill="background1"/>
+            <w:tcMar/>
           </w:tcPr>
           <w:p>
             <w:pPr>
@@ -3796,8 +3972,10 @@
         </w:tc>
         <w:tc>
           <w:tcPr>
+            <w:cnfStyle w:val="000000000000" w:firstRow="0" w:lastRow="0" w:firstColumn="0" w:lastColumn="0" w:oddVBand="0" w:evenVBand="0" w:oddHBand="0" w:evenHBand="0" w:firstRowFirstColumn="0" w:firstRowLastColumn="0" w:lastRowFirstColumn="0" w:lastRowLastColumn="0"/>
             <w:tcW w:w="2160" w:type="dxa"/>
-            <w:shd w:val="clear" w:color="auto" w:fill="FFFFFF"/>
+            <w:shd w:val="clear" w:color="auto" w:fill="FFFFFF" w:themeFill="background1"/>
+            <w:tcMar/>
           </w:tcPr>
           <w:p>
             <w:pPr>
@@ -3821,6 +3999,7 @@
           <w:tcPr>
             <w:cnfStyle w:val="001000000000" w:firstRow="0" w:lastRow="0" w:firstColumn="1" w:lastColumn="0" w:oddVBand="0" w:evenVBand="0" w:oddHBand="0" w:evenHBand="0" w:firstRowFirstColumn="0" w:firstRowLastColumn="0" w:lastRowFirstColumn="0" w:lastRowLastColumn="0"/>
             <w:tcW w:w="1267" w:type="dxa"/>
+            <w:tcMar/>
           </w:tcPr>
           <w:p>
             <w:pPr>
@@ -3844,9 +4023,11 @@
         </w:tc>
         <w:tc>
           <w:tcPr>
+            <w:cnfStyle w:val="000000000000" w:firstRow="0" w:lastRow="0" w:firstColumn="0" w:lastColumn="0" w:oddVBand="0" w:evenVBand="0" w:oddHBand="0" w:evenHBand="0" w:firstRowFirstColumn="0" w:firstRowLastColumn="0" w:lastRowFirstColumn="0" w:lastRowLastColumn="0"/>
             <w:tcW w:w="6727" w:type="dxa"/>
             <w:gridSpan w:val="2"/>
-            <w:shd w:val="clear" w:color="auto" w:fill="FFFFFF"/>
+            <w:shd w:val="clear" w:color="auto" w:fill="FFFFFF" w:themeFill="background1"/>
+            <w:tcMar/>
           </w:tcPr>
           <w:p>
             <w:pPr>
@@ -3871,8 +4052,10 @@
         </w:tc>
         <w:tc>
           <w:tcPr>
+            <w:cnfStyle w:val="000000000000" w:firstRow="0" w:lastRow="0" w:firstColumn="0" w:lastColumn="0" w:oddVBand="0" w:evenVBand="0" w:oddHBand="0" w:evenHBand="0" w:firstRowFirstColumn="0" w:firstRowLastColumn="0" w:lastRowFirstColumn="0" w:lastRowLastColumn="0"/>
             <w:tcW w:w="2160" w:type="dxa"/>
-            <w:shd w:val="clear" w:color="auto" w:fill="FFFFFF"/>
+            <w:shd w:val="clear" w:color="auto" w:fill="FFFFFF" w:themeFill="background1"/>
+            <w:tcMar/>
           </w:tcPr>
           <w:p>
             <w:pPr>
@@ -3899,6 +4082,7 @@
             <w:cnfStyle w:val="001000000000" w:firstRow="0" w:lastRow="0" w:firstColumn="1" w:lastColumn="0" w:oddVBand="0" w:evenVBand="0" w:oddHBand="0" w:evenHBand="0" w:firstRowFirstColumn="0" w:firstRowLastColumn="0" w:lastRowFirstColumn="0" w:lastRowLastColumn="0"/>
             <w:tcW w:w="1267" w:type="dxa"/>
             <w:shd w:val="clear" w:color="auto" w:fill="auto"/>
+            <w:tcMar/>
           </w:tcPr>
           <w:p>
             <w:pPr>
@@ -3922,9 +4106,11 @@
         </w:tc>
         <w:tc>
           <w:tcPr>
+            <w:cnfStyle w:val="000000000000" w:firstRow="0" w:lastRow="0" w:firstColumn="0" w:lastColumn="0" w:oddVBand="0" w:evenVBand="0" w:oddHBand="0" w:evenHBand="0" w:firstRowFirstColumn="0" w:firstRowLastColumn="0" w:lastRowFirstColumn="0" w:lastRowLastColumn="0"/>
             <w:tcW w:w="6727" w:type="dxa"/>
             <w:gridSpan w:val="2"/>
-            <w:shd w:val="clear" w:color="auto" w:fill="FFFFFF"/>
+            <w:shd w:val="clear" w:color="auto" w:fill="FFFFFF" w:themeFill="background1"/>
+            <w:tcMar/>
           </w:tcPr>
           <w:p>
             <w:pPr>
@@ -3949,8 +4135,10 @@
         </w:tc>
         <w:tc>
           <w:tcPr>
+            <w:cnfStyle w:val="000000000000" w:firstRow="0" w:lastRow="0" w:firstColumn="0" w:lastColumn="0" w:oddVBand="0" w:evenVBand="0" w:oddHBand="0" w:evenHBand="0" w:firstRowFirstColumn="0" w:firstRowLastColumn="0" w:lastRowFirstColumn="0" w:lastRowLastColumn="0"/>
             <w:tcW w:w="2160" w:type="dxa"/>
-            <w:shd w:val="clear" w:color="auto" w:fill="FFFFFF"/>
+            <w:shd w:val="clear" w:color="auto" w:fill="FFFFFF" w:themeFill="background1"/>
+            <w:tcMar/>
           </w:tcPr>
           <w:p>
             <w:pPr>
@@ -3973,6 +4161,7 @@
           <w:tcPr>
             <w:cnfStyle w:val="001000000000" w:firstRow="0" w:lastRow="0" w:firstColumn="1" w:lastColumn="0" w:oddVBand="0" w:evenVBand="0" w:oddHBand="0" w:evenHBand="0" w:firstRowFirstColumn="0" w:firstRowLastColumn="0" w:lastRowFirstColumn="0" w:lastRowLastColumn="0"/>
             <w:tcW w:w="1267" w:type="dxa"/>
+            <w:tcMar/>
           </w:tcPr>
           <w:p>
             <w:pPr>
@@ -3996,9 +4185,11 @@
         </w:tc>
         <w:tc>
           <w:tcPr>
+            <w:cnfStyle w:val="000000000000" w:firstRow="0" w:lastRow="0" w:firstColumn="0" w:lastColumn="0" w:oddVBand="0" w:evenVBand="0" w:oddHBand="0" w:evenHBand="0" w:firstRowFirstColumn="0" w:firstRowLastColumn="0" w:lastRowFirstColumn="0" w:lastRowLastColumn="0"/>
             <w:tcW w:w="6727" w:type="dxa"/>
             <w:gridSpan w:val="2"/>
-            <w:shd w:val="clear" w:color="auto" w:fill="FFFFFF"/>
+            <w:shd w:val="clear" w:color="auto" w:fill="FFFFFF" w:themeFill="background1"/>
+            <w:tcMar/>
           </w:tcPr>
           <w:p>
             <w:pPr>
@@ -4032,8 +4223,10 @@
         </w:tc>
         <w:tc>
           <w:tcPr>
+            <w:cnfStyle w:val="000000000000" w:firstRow="0" w:lastRow="0" w:firstColumn="0" w:lastColumn="0" w:oddVBand="0" w:evenVBand="0" w:oddHBand="0" w:evenHBand="0" w:firstRowFirstColumn="0" w:firstRowLastColumn="0" w:lastRowFirstColumn="0" w:lastRowLastColumn="0"/>
             <w:tcW w:w="2160" w:type="dxa"/>
-            <w:shd w:val="clear" w:color="auto" w:fill="FFFFFF"/>
+            <w:shd w:val="clear" w:color="auto" w:fill="FFFFFF" w:themeFill="background1"/>
+            <w:tcMar/>
           </w:tcPr>
           <w:p>
             <w:pPr>
@@ -4068,6 +4261,7 @@
             <w:cnfStyle w:val="001000000000" w:firstRow="0" w:lastRow="0" w:firstColumn="1" w:lastColumn="0" w:oddVBand="0" w:evenVBand="0" w:oddHBand="0" w:evenHBand="0" w:firstRowFirstColumn="0" w:firstRowLastColumn="0" w:lastRowFirstColumn="0" w:lastRowLastColumn="0"/>
             <w:tcW w:w="2534" w:type="dxa"/>
             <w:gridSpan w:val="2"/>
+            <w:tcMar/>
           </w:tcPr>
           <w:p>
             <w:pPr>
@@ -4091,9 +4285,11 @@
         </w:tc>
         <w:tc>
           <w:tcPr>
+            <w:cnfStyle w:val="000000000000" w:firstRow="0" w:lastRow="0" w:firstColumn="0" w:lastColumn="0" w:oddVBand="0" w:evenVBand="0" w:oddHBand="0" w:evenHBand="0" w:firstRowFirstColumn="0" w:firstRowLastColumn="0" w:lastRowFirstColumn="0" w:lastRowLastColumn="0"/>
             <w:tcW w:w="7620" w:type="dxa"/>
             <w:gridSpan w:val="2"/>
-            <w:shd w:val="clear" w:color="auto" w:fill="FFFFFF"/>
+            <w:shd w:val="clear" w:color="auto" w:fill="FFFFFF" w:themeFill="background1"/>
+            <w:tcMar/>
           </w:tcPr>
           <w:p>
             <w:pPr>
@@ -4159,6 +4355,7 @@
             <w:tcW w:w="2534" w:type="dxa"/>
             <w:gridSpan w:val="2"/>
             <w:shd w:val="clear" w:color="auto" w:fill="FBE5D5"/>
+            <w:tcMar/>
           </w:tcPr>
           <w:p>
             <w:pPr>
@@ -4182,9 +4379,11 @@
         </w:tc>
         <w:tc>
           <w:tcPr>
+            <w:cnfStyle w:val="000000000000" w:firstRow="0" w:lastRow="0" w:firstColumn="0" w:lastColumn="0" w:oddVBand="0" w:evenVBand="0" w:oddHBand="0" w:evenHBand="0" w:firstRowFirstColumn="0" w:firstRowLastColumn="0" w:lastRowFirstColumn="0" w:lastRowLastColumn="0"/>
             <w:tcW w:w="7620" w:type="dxa"/>
             <w:gridSpan w:val="2"/>
-            <w:shd w:val="clear" w:color="auto" w:fill="FFFFFF"/>
+            <w:shd w:val="clear" w:color="auto" w:fill="FFFFFF" w:themeFill="background1"/>
+            <w:tcMar/>
           </w:tcPr>
           <w:p>
             <w:pPr>
@@ -4230,6 +4429,7 @@
             <w:cnfStyle w:val="001000000000" w:firstRow="0" w:lastRow="0" w:firstColumn="1" w:lastColumn="0" w:oddVBand="0" w:evenVBand="0" w:oddHBand="0" w:evenHBand="0" w:firstRowFirstColumn="0" w:firstRowLastColumn="0" w:lastRowFirstColumn="0" w:lastRowLastColumn="0"/>
             <w:tcW w:w="2534" w:type="dxa"/>
             <w:gridSpan w:val="2"/>
+            <w:tcMar/>
           </w:tcPr>
           <w:p>
             <w:pPr>
@@ -4253,8 +4453,10 @@
         </w:tc>
         <w:tc>
           <w:tcPr>
+            <w:cnfStyle w:val="000000000000" w:firstRow="0" w:lastRow="0" w:firstColumn="0" w:lastColumn="0" w:oddVBand="0" w:evenVBand="0" w:oddHBand="0" w:evenHBand="0" w:firstRowFirstColumn="0" w:firstRowLastColumn="0" w:lastRowFirstColumn="0" w:lastRowLastColumn="0"/>
             <w:tcW w:w="7620" w:type="dxa"/>
             <w:gridSpan w:val="2"/>
+            <w:tcMar/>
           </w:tcPr>
           <w:p>
             <w:pPr>
@@ -4284,6 +4486,7 @@
           <w:tcPr>
             <w:cnfStyle w:val="001000000000" w:firstRow="0" w:lastRow="0" w:firstColumn="1" w:lastColumn="0" w:oddVBand="0" w:evenVBand="0" w:oddHBand="0" w:evenHBand="0" w:firstRowFirstColumn="0" w:firstRowLastColumn="0" w:lastRowFirstColumn="0" w:lastRowLastColumn="0"/>
             <w:tcW w:w="1267" w:type="dxa"/>
+            <w:tcMar/>
           </w:tcPr>
           <w:p>
             <w:pPr>
@@ -4307,9 +4510,11 @@
         </w:tc>
         <w:tc>
           <w:tcPr>
+            <w:cnfStyle w:val="000000000000" w:firstRow="0" w:lastRow="0" w:firstColumn="0" w:lastColumn="0" w:oddVBand="0" w:evenVBand="0" w:oddHBand="0" w:evenHBand="0" w:firstRowFirstColumn="0" w:firstRowLastColumn="0" w:lastRowFirstColumn="0" w:lastRowLastColumn="0"/>
             <w:tcW w:w="6727" w:type="dxa"/>
             <w:gridSpan w:val="2"/>
-            <w:shd w:val="clear" w:color="auto" w:fill="FFFFFF"/>
+            <w:shd w:val="clear" w:color="auto" w:fill="FFFFFF" w:themeFill="background1"/>
+            <w:tcMar/>
           </w:tcPr>
           <w:p>
             <w:pPr>
@@ -4343,8 +4548,10 @@
         </w:tc>
         <w:tc>
           <w:tcPr>
+            <w:cnfStyle w:val="000000000000" w:firstRow="0" w:lastRow="0" w:firstColumn="0" w:lastColumn="0" w:oddVBand="0" w:evenVBand="0" w:oddHBand="0" w:evenHBand="0" w:firstRowFirstColumn="0" w:firstRowLastColumn="0" w:lastRowFirstColumn="0" w:lastRowLastColumn="0"/>
             <w:tcW w:w="2160" w:type="dxa"/>
-            <w:shd w:val="clear" w:color="auto" w:fill="FFFFFF"/>
+            <w:shd w:val="clear" w:color="auto" w:fill="FFFFFF" w:themeFill="background1"/>
+            <w:tcMar/>
           </w:tcPr>
           <w:p>
             <w:pPr>
@@ -4370,6 +4577,7 @@
             <w:cnfStyle w:val="001000000000" w:firstRow="0" w:lastRow="0" w:firstColumn="1" w:lastColumn="0" w:oddVBand="0" w:evenVBand="0" w:oddHBand="0" w:evenHBand="0" w:firstRowFirstColumn="0" w:firstRowLastColumn="0" w:lastRowFirstColumn="0" w:lastRowLastColumn="0"/>
             <w:tcW w:w="1267" w:type="dxa"/>
             <w:shd w:val="clear" w:color="auto" w:fill="auto"/>
+            <w:tcMar/>
           </w:tcPr>
           <w:p>
             <w:pPr>
@@ -4393,9 +4601,11 @@
         </w:tc>
         <w:tc>
           <w:tcPr>
+            <w:cnfStyle w:val="000000000000" w:firstRow="0" w:lastRow="0" w:firstColumn="0" w:lastColumn="0" w:oddVBand="0" w:evenVBand="0" w:oddHBand="0" w:evenHBand="0" w:firstRowFirstColumn="0" w:firstRowLastColumn="0" w:lastRowFirstColumn="0" w:lastRowLastColumn="0"/>
             <w:tcW w:w="6727" w:type="dxa"/>
             <w:gridSpan w:val="2"/>
-            <w:shd w:val="clear" w:color="auto" w:fill="FFFFFF"/>
+            <w:shd w:val="clear" w:color="auto" w:fill="FFFFFF" w:themeFill="background1"/>
+            <w:tcMar/>
           </w:tcPr>
           <w:p>
             <w:pPr>
@@ -4429,8 +4639,10 @@
         </w:tc>
         <w:tc>
           <w:tcPr>
+            <w:cnfStyle w:val="000000000000" w:firstRow="0" w:lastRow="0" w:firstColumn="0" w:lastColumn="0" w:oddVBand="0" w:evenVBand="0" w:oddHBand="0" w:evenHBand="0" w:firstRowFirstColumn="0" w:firstRowLastColumn="0" w:lastRowFirstColumn="0" w:lastRowLastColumn="0"/>
             <w:tcW w:w="2160" w:type="dxa"/>
-            <w:shd w:val="clear" w:color="auto" w:fill="FFFFFF"/>
+            <w:shd w:val="clear" w:color="auto" w:fill="FFFFFF" w:themeFill="background1"/>
+            <w:tcMar/>
           </w:tcPr>
           <w:p>
             <w:pPr>
@@ -4454,6 +4666,7 @@
           <w:tcPr>
             <w:cnfStyle w:val="001000000000" w:firstRow="0" w:lastRow="0" w:firstColumn="1" w:lastColumn="0" w:oddVBand="0" w:evenVBand="0" w:oddHBand="0" w:evenHBand="0" w:firstRowFirstColumn="0" w:firstRowLastColumn="0" w:lastRowFirstColumn="0" w:lastRowLastColumn="0"/>
             <w:tcW w:w="1267" w:type="dxa"/>
+            <w:tcMar/>
           </w:tcPr>
           <w:p>
             <w:pPr>
@@ -4477,9 +4690,11 @@
         </w:tc>
         <w:tc>
           <w:tcPr>
+            <w:cnfStyle w:val="000000000000" w:firstRow="0" w:lastRow="0" w:firstColumn="0" w:lastColumn="0" w:oddVBand="0" w:evenVBand="0" w:oddHBand="0" w:evenHBand="0" w:firstRowFirstColumn="0" w:firstRowLastColumn="0" w:lastRowFirstColumn="0" w:lastRowLastColumn="0"/>
             <w:tcW w:w="6727" w:type="dxa"/>
             <w:gridSpan w:val="2"/>
-            <w:shd w:val="clear" w:color="auto" w:fill="FFFFFF"/>
+            <w:shd w:val="clear" w:color="auto" w:fill="FFFFFF" w:themeFill="background1"/>
+            <w:tcMar/>
           </w:tcPr>
           <w:p>
             <w:pPr>
@@ -4513,8 +4728,10 @@
         </w:tc>
         <w:tc>
           <w:tcPr>
+            <w:cnfStyle w:val="000000000000" w:firstRow="0" w:lastRow="0" w:firstColumn="0" w:lastColumn="0" w:oddVBand="0" w:evenVBand="0" w:oddHBand="0" w:evenHBand="0" w:firstRowFirstColumn="0" w:firstRowLastColumn="0" w:lastRowFirstColumn="0" w:lastRowLastColumn="0"/>
             <w:tcW w:w="2160" w:type="dxa"/>
-            <w:shd w:val="clear" w:color="auto" w:fill="FFFFFF"/>
+            <w:shd w:val="clear" w:color="auto" w:fill="FFFFFF" w:themeFill="background1"/>
+            <w:tcMar/>
           </w:tcPr>
           <w:p>
             <w:pPr>
@@ -4548,6 +4765,7 @@
             <w:cnfStyle w:val="001000000000" w:firstRow="0" w:lastRow="0" w:firstColumn="1" w:lastColumn="0" w:oddVBand="0" w:evenVBand="0" w:oddHBand="0" w:evenHBand="0" w:firstRowFirstColumn="0" w:firstRowLastColumn="0" w:lastRowFirstColumn="0" w:lastRowLastColumn="0"/>
             <w:tcW w:w="1267" w:type="dxa"/>
             <w:shd w:val="clear" w:color="auto" w:fill="auto"/>
+            <w:tcMar/>
           </w:tcPr>
           <w:p>
             <w:pPr>
@@ -4571,9 +4789,11 @@
         </w:tc>
         <w:tc>
           <w:tcPr>
+            <w:cnfStyle w:val="000000000000" w:firstRow="0" w:lastRow="0" w:firstColumn="0" w:lastColumn="0" w:oddVBand="0" w:evenVBand="0" w:oddHBand="0" w:evenHBand="0" w:firstRowFirstColumn="0" w:firstRowLastColumn="0" w:lastRowFirstColumn="0" w:lastRowLastColumn="0"/>
             <w:tcW w:w="6727" w:type="dxa"/>
             <w:gridSpan w:val="2"/>
-            <w:shd w:val="clear" w:color="auto" w:fill="FFFFFF"/>
+            <w:shd w:val="clear" w:color="auto" w:fill="FFFFFF" w:themeFill="background1"/>
+            <w:tcMar/>
           </w:tcPr>
           <w:p>
             <w:pPr>
@@ -4609,8 +4829,10 @@
         </w:tc>
         <w:tc>
           <w:tcPr>
+            <w:cnfStyle w:val="000000000000" w:firstRow="0" w:lastRow="0" w:firstColumn="0" w:lastColumn="0" w:oddVBand="0" w:evenVBand="0" w:oddHBand="0" w:evenHBand="0" w:firstRowFirstColumn="0" w:firstRowLastColumn="0" w:lastRowFirstColumn="0" w:lastRowLastColumn="0"/>
             <w:tcW w:w="2160" w:type="dxa"/>
-            <w:shd w:val="clear" w:color="auto" w:fill="FFFFFF"/>
+            <w:shd w:val="clear" w:color="auto" w:fill="FFFFFF" w:themeFill="background1"/>
+            <w:tcMar/>
           </w:tcPr>
           <w:p>
             <w:pPr>
@@ -4636,6 +4858,7 @@
             <w:cnfStyle w:val="001000000000" w:firstRow="0" w:lastRow="0" w:firstColumn="1" w:lastColumn="0" w:oddVBand="0" w:evenVBand="0" w:oddHBand="0" w:evenHBand="0" w:firstRowFirstColumn="0" w:firstRowLastColumn="0" w:lastRowFirstColumn="0" w:lastRowLastColumn="0"/>
             <w:tcW w:w="2534" w:type="dxa"/>
             <w:gridSpan w:val="2"/>
+            <w:tcMar/>
           </w:tcPr>
           <w:p>
             <w:pPr>
@@ -4659,9 +4882,11 @@
         </w:tc>
         <w:tc>
           <w:tcPr>
+            <w:cnfStyle w:val="000000000000" w:firstRow="0" w:lastRow="0" w:firstColumn="0" w:lastColumn="0" w:oddVBand="0" w:evenVBand="0" w:oddHBand="0" w:evenHBand="0" w:firstRowFirstColumn="0" w:firstRowLastColumn="0" w:lastRowFirstColumn="0" w:lastRowLastColumn="0"/>
             <w:tcW w:w="7620" w:type="dxa"/>
             <w:gridSpan w:val="2"/>
-            <w:shd w:val="clear" w:color="auto" w:fill="FFFFFF"/>
+            <w:shd w:val="clear" w:color="auto" w:fill="FFFFFF" w:themeFill="background1"/>
+            <w:tcMar/>
           </w:tcPr>
           <w:p>
             <w:pPr>
@@ -4747,6 +4972,7 @@
             <w:cnfStyle w:val="001000000000" w:firstRow="0" w:lastRow="0" w:firstColumn="1" w:lastColumn="0" w:oddVBand="0" w:evenVBand="0" w:oddHBand="0" w:evenHBand="0" w:firstRowFirstColumn="0" w:firstRowLastColumn="0" w:lastRowFirstColumn="0" w:lastRowLastColumn="0"/>
             <w:tcW w:w="2534" w:type="dxa"/>
             <w:gridSpan w:val="2"/>
+            <w:tcMar/>
           </w:tcPr>
           <w:p>
             <w:pPr>
@@ -4770,9 +4996,11 @@
         </w:tc>
         <w:tc>
           <w:tcPr>
+            <w:cnfStyle w:val="000000000000" w:firstRow="0" w:lastRow="0" w:firstColumn="0" w:lastColumn="0" w:oddVBand="0" w:evenVBand="0" w:oddHBand="0" w:evenHBand="0" w:firstRowFirstColumn="0" w:firstRowLastColumn="0" w:lastRowFirstColumn="0" w:lastRowLastColumn="0"/>
             <w:tcW w:w="7620" w:type="dxa"/>
             <w:gridSpan w:val="2"/>
-            <w:shd w:val="clear" w:color="auto" w:fill="FFFFFF"/>
+            <w:shd w:val="clear" w:color="auto" w:fill="FFFFFF" w:themeFill="background1"/>
+            <w:tcMar/>
           </w:tcPr>
           <w:p>
             <w:pPr>
@@ -4818,6 +5046,7 @@
             <w:tcW w:w="2534" w:type="dxa"/>
             <w:gridSpan w:val="2"/>
             <w:shd w:val="clear" w:color="auto" w:fill="FBE5D5"/>
+            <w:tcMar/>
           </w:tcPr>
           <w:p>
             <w:pPr>
@@ -4841,9 +5070,11 @@
         </w:tc>
         <w:tc>
           <w:tcPr>
+            <w:cnfStyle w:val="000000000000" w:firstRow="0" w:lastRow="0" w:firstColumn="0" w:lastColumn="0" w:oddVBand="0" w:evenVBand="0" w:oddHBand="0" w:evenHBand="0" w:firstRowFirstColumn="0" w:firstRowLastColumn="0" w:lastRowFirstColumn="0" w:lastRowLastColumn="0"/>
             <w:tcW w:w="7620" w:type="dxa"/>
             <w:gridSpan w:val="2"/>
             <w:shd w:val="clear" w:color="auto" w:fill="FBE5D5"/>
+            <w:tcMar/>
           </w:tcPr>
           <w:p>
             <w:pPr>
@@ -4877,6 +5108,7 @@
             <w:cnfStyle w:val="001000000000" w:firstRow="0" w:lastRow="0" w:firstColumn="1" w:lastColumn="0" w:oddVBand="0" w:evenVBand="0" w:oddHBand="0" w:evenHBand="0" w:firstRowFirstColumn="0" w:firstRowLastColumn="0" w:lastRowFirstColumn="0" w:lastRowLastColumn="0"/>
             <w:tcW w:w="1267" w:type="dxa"/>
             <w:shd w:val="clear" w:color="auto" w:fill="auto"/>
+            <w:tcMar/>
           </w:tcPr>
           <w:p>
             <w:pPr>
@@ -4900,9 +5132,11 @@
         </w:tc>
         <w:tc>
           <w:tcPr>
+            <w:cnfStyle w:val="000000000000" w:firstRow="0" w:lastRow="0" w:firstColumn="0" w:lastColumn="0" w:oddVBand="0" w:evenVBand="0" w:oddHBand="0" w:evenHBand="0" w:firstRowFirstColumn="0" w:firstRowLastColumn="0" w:lastRowFirstColumn="0" w:lastRowLastColumn="0"/>
             <w:tcW w:w="6727" w:type="dxa"/>
             <w:gridSpan w:val="2"/>
-            <w:shd w:val="clear" w:color="auto" w:fill="FFFFFF"/>
+            <w:shd w:val="clear" w:color="auto" w:fill="FFFFFF" w:themeFill="background1"/>
+            <w:tcMar/>
           </w:tcPr>
           <w:p>
             <w:pPr>
@@ -4936,8 +5170,10 @@
         </w:tc>
         <w:tc>
           <w:tcPr>
+            <w:cnfStyle w:val="000000000000" w:firstRow="0" w:lastRow="0" w:firstColumn="0" w:lastColumn="0" w:oddVBand="0" w:evenVBand="0" w:oddHBand="0" w:evenHBand="0" w:firstRowFirstColumn="0" w:firstRowLastColumn="0" w:lastRowFirstColumn="0" w:lastRowLastColumn="0"/>
             <w:tcW w:w="2160" w:type="dxa"/>
-            <w:shd w:val="clear" w:color="auto" w:fill="FFFFFF"/>
+            <w:shd w:val="clear" w:color="auto" w:fill="FFFFFF" w:themeFill="background1"/>
+            <w:tcMar/>
           </w:tcPr>
           <w:p>
             <w:pPr>
@@ -4970,6 +5206,7 @@
           <w:tcPr>
             <w:cnfStyle w:val="001000000000" w:firstRow="0" w:lastRow="0" w:firstColumn="1" w:lastColumn="0" w:oddVBand="0" w:evenVBand="0" w:oddHBand="0" w:evenHBand="0" w:firstRowFirstColumn="0" w:firstRowLastColumn="0" w:lastRowFirstColumn="0" w:lastRowLastColumn="0"/>
             <w:tcW w:w="1267" w:type="dxa"/>
+            <w:tcMar/>
           </w:tcPr>
           <w:p>
             <w:pPr>
@@ -4993,9 +5230,11 @@
         </w:tc>
         <w:tc>
           <w:tcPr>
+            <w:cnfStyle w:val="000000000000" w:firstRow="0" w:lastRow="0" w:firstColumn="0" w:lastColumn="0" w:oddVBand="0" w:evenVBand="0" w:oddHBand="0" w:evenHBand="0" w:firstRowFirstColumn="0" w:firstRowLastColumn="0" w:lastRowFirstColumn="0" w:lastRowLastColumn="0"/>
             <w:tcW w:w="6727" w:type="dxa"/>
             <w:gridSpan w:val="2"/>
-            <w:shd w:val="clear" w:color="auto" w:fill="FFFFFF"/>
+            <w:shd w:val="clear" w:color="auto" w:fill="FFFFFF" w:themeFill="background1"/>
+            <w:tcMar/>
           </w:tcPr>
           <w:p>
             <w:pPr>
@@ -5029,8 +5268,10 @@
         </w:tc>
         <w:tc>
           <w:tcPr>
+            <w:cnfStyle w:val="000000000000" w:firstRow="0" w:lastRow="0" w:firstColumn="0" w:lastColumn="0" w:oddVBand="0" w:evenVBand="0" w:oddHBand="0" w:evenHBand="0" w:firstRowFirstColumn="0" w:firstRowLastColumn="0" w:lastRowFirstColumn="0" w:lastRowLastColumn="0"/>
             <w:tcW w:w="2160" w:type="dxa"/>
-            <w:shd w:val="clear" w:color="auto" w:fill="FFFFFF"/>
+            <w:shd w:val="clear" w:color="auto" w:fill="FFFFFF" w:themeFill="background1"/>
+            <w:tcMar/>
           </w:tcPr>
           <w:p>
             <w:pPr>
@@ -5056,6 +5297,7 @@
             <w:cnfStyle w:val="001000000000" w:firstRow="0" w:lastRow="0" w:firstColumn="1" w:lastColumn="0" w:oddVBand="0" w:evenVBand="0" w:oddHBand="0" w:evenHBand="0" w:firstRowFirstColumn="0" w:firstRowLastColumn="0" w:lastRowFirstColumn="0" w:lastRowLastColumn="0"/>
             <w:tcW w:w="1267" w:type="dxa"/>
             <w:shd w:val="clear" w:color="auto" w:fill="auto"/>
+            <w:tcMar/>
           </w:tcPr>
           <w:p>
             <w:pPr>
@@ -5080,9 +5322,11 @@
         </w:tc>
         <w:tc>
           <w:tcPr>
+            <w:cnfStyle w:val="000000000000" w:firstRow="0" w:lastRow="0" w:firstColumn="0" w:lastColumn="0" w:oddVBand="0" w:evenVBand="0" w:oddHBand="0" w:evenHBand="0" w:firstRowFirstColumn="0" w:firstRowLastColumn="0" w:lastRowFirstColumn="0" w:lastRowLastColumn="0"/>
             <w:tcW w:w="6727" w:type="dxa"/>
             <w:gridSpan w:val="2"/>
-            <w:shd w:val="clear" w:color="auto" w:fill="FFFFFF"/>
+            <w:shd w:val="clear" w:color="auto" w:fill="FFFFFF" w:themeFill="background1"/>
+            <w:tcMar/>
           </w:tcPr>
           <w:p>
             <w:pPr>
@@ -5116,8 +5360,10 @@
         </w:tc>
         <w:tc>
           <w:tcPr>
+            <w:cnfStyle w:val="000000000000" w:firstRow="0" w:lastRow="0" w:firstColumn="0" w:lastColumn="0" w:oddVBand="0" w:evenVBand="0" w:oddHBand="0" w:evenHBand="0" w:firstRowFirstColumn="0" w:firstRowLastColumn="0" w:lastRowFirstColumn="0" w:lastRowLastColumn="0"/>
             <w:tcW w:w="2160" w:type="dxa"/>
-            <w:shd w:val="clear" w:color="auto" w:fill="FFFFFF"/>
+            <w:shd w:val="clear" w:color="auto" w:fill="FFFFFF" w:themeFill="background1"/>
+            <w:tcMar/>
           </w:tcPr>
           <w:p>
             <w:pPr>
@@ -5141,6 +5387,7 @@
           <w:tcPr>
             <w:cnfStyle w:val="001000000000" w:firstRow="0" w:lastRow="0" w:firstColumn="1" w:lastColumn="0" w:oddVBand="0" w:evenVBand="0" w:oddHBand="0" w:evenHBand="0" w:firstRowFirstColumn="0" w:firstRowLastColumn="0" w:lastRowFirstColumn="0" w:lastRowLastColumn="0"/>
             <w:tcW w:w="1267" w:type="dxa"/>
+            <w:tcMar/>
           </w:tcPr>
           <w:p>
             <w:pPr>
@@ -5164,9 +5411,11 @@
         </w:tc>
         <w:tc>
           <w:tcPr>
+            <w:cnfStyle w:val="000000000000" w:firstRow="0" w:lastRow="0" w:firstColumn="0" w:lastColumn="0" w:oddVBand="0" w:evenVBand="0" w:oddHBand="0" w:evenHBand="0" w:firstRowFirstColumn="0" w:firstRowLastColumn="0" w:lastRowFirstColumn="0" w:lastRowLastColumn="0"/>
             <w:tcW w:w="6727" w:type="dxa"/>
             <w:gridSpan w:val="2"/>
-            <w:shd w:val="clear" w:color="auto" w:fill="FFFFFF"/>
+            <w:shd w:val="clear" w:color="auto" w:fill="FFFFFF" w:themeFill="background1"/>
+            <w:tcMar/>
           </w:tcPr>
           <w:p>
             <w:pPr>
@@ -5200,8 +5449,10 @@
         </w:tc>
         <w:tc>
           <w:tcPr>
+            <w:cnfStyle w:val="000000000000" w:firstRow="0" w:lastRow="0" w:firstColumn="0" w:lastColumn="0" w:oddVBand="0" w:evenVBand="0" w:oddHBand="0" w:evenHBand="0" w:firstRowFirstColumn="0" w:firstRowLastColumn="0" w:lastRowFirstColumn="0" w:lastRowLastColumn="0"/>
             <w:tcW w:w="2160" w:type="dxa"/>
-            <w:shd w:val="clear" w:color="auto" w:fill="FFFFFF"/>
+            <w:shd w:val="clear" w:color="auto" w:fill="FFFFFF" w:themeFill="background1"/>
+            <w:tcMar/>
           </w:tcPr>
           <w:p>
             <w:pPr>
@@ -5227,6 +5478,7 @@
             <w:cnfStyle w:val="001000000000" w:firstRow="0" w:lastRow="0" w:firstColumn="1" w:lastColumn="0" w:oddVBand="0" w:evenVBand="0" w:oddHBand="0" w:evenHBand="0" w:firstRowFirstColumn="0" w:firstRowLastColumn="0" w:lastRowFirstColumn="0" w:lastRowLastColumn="0"/>
             <w:tcW w:w="2534" w:type="dxa"/>
             <w:gridSpan w:val="2"/>
+            <w:tcMar/>
           </w:tcPr>
           <w:p>
             <w:pPr>
@@ -5250,9 +5502,11 @@
         </w:tc>
         <w:tc>
           <w:tcPr>
+            <w:cnfStyle w:val="000000000000" w:firstRow="0" w:lastRow="0" w:firstColumn="0" w:lastColumn="0" w:oddVBand="0" w:evenVBand="0" w:oddHBand="0" w:evenHBand="0" w:firstRowFirstColumn="0" w:firstRowLastColumn="0" w:lastRowFirstColumn="0" w:lastRowLastColumn="0"/>
             <w:tcW w:w="7620" w:type="dxa"/>
             <w:gridSpan w:val="2"/>
-            <w:shd w:val="clear" w:color="auto" w:fill="FFFFFF"/>
+            <w:shd w:val="clear" w:color="auto" w:fill="FFFFFF" w:themeFill="background1"/>
+            <w:tcMar/>
           </w:tcPr>
           <w:p>
             <w:pPr>
@@ -5348,6 +5602,7 @@
             <w:tcW w:w="2534" w:type="dxa"/>
             <w:gridSpan w:val="2"/>
             <w:shd w:val="clear" w:color="auto" w:fill="FBE5D5"/>
+            <w:tcMar/>
           </w:tcPr>
           <w:p>
             <w:pPr>
@@ -5371,9 +5626,11 @@
         </w:tc>
         <w:tc>
           <w:tcPr>
+            <w:cnfStyle w:val="000000000000" w:firstRow="0" w:lastRow="0" w:firstColumn="0" w:lastColumn="0" w:oddVBand="0" w:evenVBand="0" w:oddHBand="0" w:evenHBand="0" w:firstRowFirstColumn="0" w:firstRowLastColumn="0" w:lastRowFirstColumn="0" w:lastRowLastColumn="0"/>
             <w:tcW w:w="7620" w:type="dxa"/>
             <w:gridSpan w:val="2"/>
-            <w:shd w:val="clear" w:color="auto" w:fill="FFFFFF"/>
+            <w:shd w:val="clear" w:color="auto" w:fill="FFFFFF" w:themeFill="background1"/>
+            <w:tcMar/>
           </w:tcPr>
           <w:p>
             <w:pPr>
@@ -5420,6 +5677,7 @@
             <w:cnfStyle w:val="001000000000" w:firstRow="0" w:lastRow="0" w:firstColumn="1" w:lastColumn="0" w:oddVBand="0" w:evenVBand="0" w:oddHBand="0" w:evenHBand="0" w:firstRowFirstColumn="0" w:firstRowLastColumn="0" w:lastRowFirstColumn="0" w:lastRowLastColumn="0"/>
             <w:tcW w:w="2534" w:type="dxa"/>
             <w:gridSpan w:val="2"/>
+            <w:tcMar/>
           </w:tcPr>
           <w:p>
             <w:pPr>
@@ -5443,8 +5701,10 @@
         </w:tc>
         <w:tc>
           <w:tcPr>
+            <w:cnfStyle w:val="000000000000" w:firstRow="0" w:lastRow="0" w:firstColumn="0" w:lastColumn="0" w:oddVBand="0" w:evenVBand="0" w:oddHBand="0" w:evenHBand="0" w:firstRowFirstColumn="0" w:firstRowLastColumn="0" w:lastRowFirstColumn="0" w:lastRowLastColumn="0"/>
             <w:tcW w:w="7620" w:type="dxa"/>
             <w:gridSpan w:val="2"/>
+            <w:tcMar/>
           </w:tcPr>
           <w:p>
             <w:pPr>
@@ -5478,6 +5738,7 @@
           <w:tcPr>
             <w:cnfStyle w:val="001000000000" w:firstRow="0" w:lastRow="0" w:firstColumn="1" w:lastColumn="0" w:oddVBand="0" w:evenVBand="0" w:oddHBand="0" w:evenHBand="0" w:firstRowFirstColumn="0" w:firstRowLastColumn="0" w:lastRowFirstColumn="0" w:lastRowLastColumn="0"/>
             <w:tcW w:w="1267" w:type="dxa"/>
+            <w:tcMar/>
           </w:tcPr>
           <w:p>
             <w:pPr>
@@ -5501,9 +5762,11 @@
         </w:tc>
         <w:tc>
           <w:tcPr>
+            <w:cnfStyle w:val="000000000000" w:firstRow="0" w:lastRow="0" w:firstColumn="0" w:lastColumn="0" w:oddVBand="0" w:evenVBand="0" w:oddHBand="0" w:evenHBand="0" w:firstRowFirstColumn="0" w:firstRowLastColumn="0" w:lastRowFirstColumn="0" w:lastRowLastColumn="0"/>
             <w:tcW w:w="6727" w:type="dxa"/>
             <w:gridSpan w:val="2"/>
-            <w:shd w:val="clear" w:color="auto" w:fill="FFFFFF"/>
+            <w:shd w:val="clear" w:color="auto" w:fill="FFFFFF" w:themeFill="background1"/>
+            <w:tcMar/>
           </w:tcPr>
           <w:p>
             <w:pPr>
@@ -5537,8 +5800,10 @@
         </w:tc>
         <w:tc>
           <w:tcPr>
+            <w:cnfStyle w:val="000000000000" w:firstRow="0" w:lastRow="0" w:firstColumn="0" w:lastColumn="0" w:oddVBand="0" w:evenVBand="0" w:oddHBand="0" w:evenHBand="0" w:firstRowFirstColumn="0" w:firstRowLastColumn="0" w:lastRowFirstColumn="0" w:lastRowLastColumn="0"/>
             <w:tcW w:w="2160" w:type="dxa"/>
-            <w:shd w:val="clear" w:color="auto" w:fill="FFFFFF"/>
+            <w:shd w:val="clear" w:color="auto" w:fill="FFFFFF" w:themeFill="background1"/>
+            <w:tcMar/>
           </w:tcPr>
           <w:p>
             <w:pPr>
@@ -5564,6 +5829,7 @@
             <w:cnfStyle w:val="001000000000" w:firstRow="0" w:lastRow="0" w:firstColumn="1" w:lastColumn="0" w:oddVBand="0" w:evenVBand="0" w:oddHBand="0" w:evenHBand="0" w:firstRowFirstColumn="0" w:firstRowLastColumn="0" w:lastRowFirstColumn="0" w:lastRowLastColumn="0"/>
             <w:tcW w:w="1267" w:type="dxa"/>
             <w:shd w:val="clear" w:color="auto" w:fill="auto"/>
+            <w:tcMar/>
           </w:tcPr>
           <w:p>
             <w:pPr>
@@ -5587,9 +5853,11 @@
         </w:tc>
         <w:tc>
           <w:tcPr>
+            <w:cnfStyle w:val="000000000000" w:firstRow="0" w:lastRow="0" w:firstColumn="0" w:lastColumn="0" w:oddVBand="0" w:evenVBand="0" w:oddHBand="0" w:evenHBand="0" w:firstRowFirstColumn="0" w:firstRowLastColumn="0" w:lastRowFirstColumn="0" w:lastRowLastColumn="0"/>
             <w:tcW w:w="6727" w:type="dxa"/>
             <w:gridSpan w:val="2"/>
-            <w:shd w:val="clear" w:color="auto" w:fill="FFFFFF"/>
+            <w:shd w:val="clear" w:color="auto" w:fill="FFFFFF" w:themeFill="background1"/>
+            <w:tcMar/>
           </w:tcPr>
           <w:p>
             <w:pPr>
@@ -5623,8 +5891,10 @@
         </w:tc>
         <w:tc>
           <w:tcPr>
+            <w:cnfStyle w:val="000000000000" w:firstRow="0" w:lastRow="0" w:firstColumn="0" w:lastColumn="0" w:oddVBand="0" w:evenVBand="0" w:oddHBand="0" w:evenHBand="0" w:firstRowFirstColumn="0" w:firstRowLastColumn="0" w:lastRowFirstColumn="0" w:lastRowLastColumn="0"/>
             <w:tcW w:w="2160" w:type="dxa"/>
-            <w:shd w:val="clear" w:color="auto" w:fill="FFFFFF"/>
+            <w:shd w:val="clear" w:color="auto" w:fill="FFFFFF" w:themeFill="background1"/>
+            <w:tcMar/>
           </w:tcPr>
           <w:p>
             <w:pPr>
@@ -5647,6 +5917,7 @@
           <w:tcPr>
             <w:cnfStyle w:val="001000000000" w:firstRow="0" w:lastRow="0" w:firstColumn="1" w:lastColumn="0" w:oddVBand="0" w:evenVBand="0" w:oddHBand="0" w:evenHBand="0" w:firstRowFirstColumn="0" w:firstRowLastColumn="0" w:lastRowFirstColumn="0" w:lastRowLastColumn="0"/>
             <w:tcW w:w="1267" w:type="dxa"/>
+            <w:tcMar/>
           </w:tcPr>
           <w:p>
             <w:pPr>
@@ -5670,9 +5941,11 @@
         </w:tc>
         <w:tc>
           <w:tcPr>
+            <w:cnfStyle w:val="000000000000" w:firstRow="0" w:lastRow="0" w:firstColumn="0" w:lastColumn="0" w:oddVBand="0" w:evenVBand="0" w:oddHBand="0" w:evenHBand="0" w:firstRowFirstColumn="0" w:firstRowLastColumn="0" w:lastRowFirstColumn="0" w:lastRowLastColumn="0"/>
             <w:tcW w:w="6727" w:type="dxa"/>
             <w:gridSpan w:val="2"/>
-            <w:shd w:val="clear" w:color="auto" w:fill="FFFFFF"/>
+            <w:shd w:val="clear" w:color="auto" w:fill="FFFFFF" w:themeFill="background1"/>
+            <w:tcMar/>
           </w:tcPr>
           <w:p>
             <w:pPr>
@@ -5703,8 +5976,10 @@
         </w:tc>
         <w:tc>
           <w:tcPr>
+            <w:cnfStyle w:val="000000000000" w:firstRow="0" w:lastRow="0" w:firstColumn="0" w:lastColumn="0" w:oddVBand="0" w:evenVBand="0" w:oddHBand="0" w:evenHBand="0" w:firstRowFirstColumn="0" w:firstRowLastColumn="0" w:lastRowFirstColumn="0" w:lastRowLastColumn="0"/>
             <w:tcW w:w="2160" w:type="dxa"/>
-            <w:shd w:val="clear" w:color="auto" w:fill="FFFFFF"/>
+            <w:shd w:val="clear" w:color="auto" w:fill="FFFFFF" w:themeFill="background1"/>
+            <w:tcMar/>
           </w:tcPr>
           <w:p>
             <w:pPr>
@@ -5738,6 +6013,7 @@
             <w:cnfStyle w:val="001000000000" w:firstRow="0" w:lastRow="0" w:firstColumn="1" w:lastColumn="0" w:oddVBand="0" w:evenVBand="0" w:oddHBand="0" w:evenHBand="0" w:firstRowFirstColumn="0" w:firstRowLastColumn="0" w:lastRowFirstColumn="0" w:lastRowLastColumn="0"/>
             <w:tcW w:w="1267" w:type="dxa"/>
             <w:shd w:val="clear" w:color="auto" w:fill="auto"/>
+            <w:tcMar/>
           </w:tcPr>
           <w:p>
             <w:pPr>
@@ -5761,9 +6037,11 @@
         </w:tc>
         <w:tc>
           <w:tcPr>
+            <w:cnfStyle w:val="000000000000" w:firstRow="0" w:lastRow="0" w:firstColumn="0" w:lastColumn="0" w:oddVBand="0" w:evenVBand="0" w:oddHBand="0" w:evenHBand="0" w:firstRowFirstColumn="0" w:firstRowLastColumn="0" w:lastRowFirstColumn="0" w:lastRowLastColumn="0"/>
             <w:tcW w:w="6727" w:type="dxa"/>
             <w:gridSpan w:val="2"/>
-            <w:shd w:val="clear" w:color="auto" w:fill="FFFFFF"/>
+            <w:shd w:val="clear" w:color="auto" w:fill="FFFFFF" w:themeFill="background1"/>
+            <w:tcMar/>
           </w:tcPr>
           <w:p>
             <w:pPr>
@@ -5788,8 +6066,10 @@
         </w:tc>
         <w:tc>
           <w:tcPr>
+            <w:cnfStyle w:val="000000000000" w:firstRow="0" w:lastRow="0" w:firstColumn="0" w:lastColumn="0" w:oddVBand="0" w:evenVBand="0" w:oddHBand="0" w:evenHBand="0" w:firstRowFirstColumn="0" w:firstRowLastColumn="0" w:lastRowFirstColumn="0" w:lastRowLastColumn="0"/>
             <w:tcW w:w="2160" w:type="dxa"/>
-            <w:shd w:val="clear" w:color="auto" w:fill="FFFFFF"/>
+            <w:shd w:val="clear" w:color="auto" w:fill="FFFFFF" w:themeFill="background1"/>
+            <w:tcMar/>
           </w:tcPr>
           <w:p>
             <w:pPr>
@@ -5815,6 +6095,7 @@
             <w:tcW w:w="2534" w:type="dxa"/>
             <w:gridSpan w:val="2"/>
             <w:shd w:val="clear" w:color="auto" w:fill="FBE5D5"/>
+            <w:tcMar/>
           </w:tcPr>
           <w:p>
             <w:pPr>
@@ -5838,9 +6119,11 @@
         </w:tc>
         <w:tc>
           <w:tcPr>
+            <w:cnfStyle w:val="000000000000" w:firstRow="0" w:lastRow="0" w:firstColumn="0" w:lastColumn="0" w:oddVBand="0" w:evenVBand="0" w:oddHBand="0" w:evenHBand="0" w:firstRowFirstColumn="0" w:firstRowLastColumn="0" w:lastRowFirstColumn="0" w:lastRowLastColumn="0"/>
             <w:tcW w:w="7620" w:type="dxa"/>
             <w:gridSpan w:val="2"/>
-            <w:shd w:val="clear" w:color="auto" w:fill="FFFFFF"/>
+            <w:shd w:val="clear" w:color="auto" w:fill="FFFFFF" w:themeFill="background1"/>
+            <w:tcMar/>
           </w:tcPr>
           <w:p>
             <w:pPr>
@@ -5916,6 +6199,7 @@
             <w:cnfStyle w:val="001000000000" w:firstRow="0" w:lastRow="0" w:firstColumn="1" w:lastColumn="0" w:oddVBand="0" w:evenVBand="0" w:oddHBand="0" w:evenHBand="0" w:firstRowFirstColumn="0" w:firstRowLastColumn="0" w:lastRowFirstColumn="0" w:lastRowLastColumn="0"/>
             <w:tcW w:w="2534" w:type="dxa"/>
             <w:gridSpan w:val="2"/>
+            <w:tcMar/>
           </w:tcPr>
           <w:p>
             <w:pPr>
@@ -5939,9 +6223,11 @@
         </w:tc>
         <w:tc>
           <w:tcPr>
+            <w:cnfStyle w:val="000000000000" w:firstRow="0" w:lastRow="0" w:firstColumn="0" w:lastColumn="0" w:oddVBand="0" w:evenVBand="0" w:oddHBand="0" w:evenHBand="0" w:firstRowFirstColumn="0" w:firstRowLastColumn="0" w:lastRowFirstColumn="0" w:lastRowLastColumn="0"/>
             <w:tcW w:w="7620" w:type="dxa"/>
             <w:gridSpan w:val="2"/>
-            <w:shd w:val="clear" w:color="auto" w:fill="FFFFFF"/>
+            <w:shd w:val="clear" w:color="auto" w:fill="FFFFFF" w:themeFill="background1"/>
+            <w:tcMar/>
           </w:tcPr>
           <w:p>
             <w:pPr>
@@ -5987,6 +6273,7 @@
             <w:tcW w:w="2534" w:type="dxa"/>
             <w:gridSpan w:val="2"/>
             <w:shd w:val="clear" w:color="auto" w:fill="FBE5D5"/>
+            <w:tcMar/>
           </w:tcPr>
           <w:p>
             <w:pPr>
@@ -6010,9 +6297,11 @@
         </w:tc>
         <w:tc>
           <w:tcPr>
+            <w:cnfStyle w:val="000000000000" w:firstRow="0" w:lastRow="0" w:firstColumn="0" w:lastColumn="0" w:oddVBand="0" w:evenVBand="0" w:oddHBand="0" w:evenHBand="0" w:firstRowFirstColumn="0" w:firstRowLastColumn="0" w:lastRowFirstColumn="0" w:lastRowLastColumn="0"/>
             <w:tcW w:w="7620" w:type="dxa"/>
             <w:gridSpan w:val="2"/>
             <w:shd w:val="clear" w:color="auto" w:fill="FBE5D5"/>
+            <w:tcMar/>
           </w:tcPr>
           <w:p>
             <w:pPr>
@@ -6044,6 +6333,7 @@
             <w:cnfStyle w:val="001000000000" w:firstRow="0" w:lastRow="0" w:firstColumn="1" w:lastColumn="0" w:oddVBand="0" w:evenVBand="0" w:oddHBand="0" w:evenHBand="0" w:firstRowFirstColumn="0" w:firstRowLastColumn="0" w:lastRowFirstColumn="0" w:lastRowLastColumn="0"/>
             <w:tcW w:w="1267" w:type="dxa"/>
             <w:shd w:val="clear" w:color="auto" w:fill="auto"/>
+            <w:tcMar/>
           </w:tcPr>
           <w:p>
             <w:pPr>
@@ -6067,9 +6357,11 @@
         </w:tc>
         <w:tc>
           <w:tcPr>
+            <w:cnfStyle w:val="000000000000" w:firstRow="0" w:lastRow="0" w:firstColumn="0" w:lastColumn="0" w:oddVBand="0" w:evenVBand="0" w:oddHBand="0" w:evenHBand="0" w:firstRowFirstColumn="0" w:firstRowLastColumn="0" w:lastRowFirstColumn="0" w:lastRowLastColumn="0"/>
             <w:tcW w:w="6727" w:type="dxa"/>
             <w:gridSpan w:val="2"/>
-            <w:shd w:val="clear" w:color="auto" w:fill="FFFFFF"/>
+            <w:shd w:val="clear" w:color="auto" w:fill="FFFFFF" w:themeFill="background1"/>
+            <w:tcMar/>
           </w:tcPr>
           <w:p>
             <w:pPr>
@@ -6100,8 +6392,10 @@
         </w:tc>
         <w:tc>
           <w:tcPr>
+            <w:cnfStyle w:val="000000000000" w:firstRow="0" w:lastRow="0" w:firstColumn="0" w:lastColumn="0" w:oddVBand="0" w:evenVBand="0" w:oddHBand="0" w:evenHBand="0" w:firstRowFirstColumn="0" w:firstRowLastColumn="0" w:lastRowFirstColumn="0" w:lastRowLastColumn="0"/>
             <w:tcW w:w="2160" w:type="dxa"/>
-            <w:shd w:val="clear" w:color="auto" w:fill="FFFFFF"/>
+            <w:shd w:val="clear" w:color="auto" w:fill="FFFFFF" w:themeFill="background1"/>
+            <w:tcMar/>
           </w:tcPr>
           <w:p>
             <w:pPr>
@@ -6134,6 +6428,7 @@
           <w:tcPr>
             <w:cnfStyle w:val="001000000000" w:firstRow="0" w:lastRow="0" w:firstColumn="1" w:lastColumn="0" w:oddVBand="0" w:evenVBand="0" w:oddHBand="0" w:evenHBand="0" w:firstRowFirstColumn="0" w:firstRowLastColumn="0" w:lastRowFirstColumn="0" w:lastRowLastColumn="0"/>
             <w:tcW w:w="1267" w:type="dxa"/>
+            <w:tcMar/>
           </w:tcPr>
           <w:p>
             <w:pPr>
@@ -6157,9 +6452,11 @@
         </w:tc>
         <w:tc>
           <w:tcPr>
+            <w:cnfStyle w:val="000000000000" w:firstRow="0" w:lastRow="0" w:firstColumn="0" w:lastColumn="0" w:oddVBand="0" w:evenVBand="0" w:oddHBand="0" w:evenHBand="0" w:firstRowFirstColumn="0" w:firstRowLastColumn="0" w:lastRowFirstColumn="0" w:lastRowLastColumn="0"/>
             <w:tcW w:w="6727" w:type="dxa"/>
             <w:gridSpan w:val="2"/>
-            <w:shd w:val="clear" w:color="auto" w:fill="FFFFFF"/>
+            <w:shd w:val="clear" w:color="auto" w:fill="FFFFFF" w:themeFill="background1"/>
+            <w:tcMar/>
           </w:tcPr>
           <w:p>
             <w:pPr>
@@ -6193,8 +6490,10 @@
         </w:tc>
         <w:tc>
           <w:tcPr>
+            <w:cnfStyle w:val="000000000000" w:firstRow="0" w:lastRow="0" w:firstColumn="0" w:lastColumn="0" w:oddVBand="0" w:evenVBand="0" w:oddHBand="0" w:evenHBand="0" w:firstRowFirstColumn="0" w:firstRowLastColumn="0" w:lastRowFirstColumn="0" w:lastRowLastColumn="0"/>
             <w:tcW w:w="2160" w:type="dxa"/>
-            <w:shd w:val="clear" w:color="auto" w:fill="FFFFFF"/>
+            <w:shd w:val="clear" w:color="auto" w:fill="FFFFFF" w:themeFill="background1"/>
+            <w:tcMar/>
           </w:tcPr>
           <w:p>
             <w:pPr>
@@ -6219,6 +6518,7 @@
             <w:cnfStyle w:val="001000000000" w:firstRow="0" w:lastRow="0" w:firstColumn="1" w:lastColumn="0" w:oddVBand="0" w:evenVBand="0" w:oddHBand="0" w:evenHBand="0" w:firstRowFirstColumn="0" w:firstRowLastColumn="0" w:lastRowFirstColumn="0" w:lastRowLastColumn="0"/>
             <w:tcW w:w="1267" w:type="dxa"/>
             <w:shd w:val="clear" w:color="auto" w:fill="auto"/>
+            <w:tcMar/>
           </w:tcPr>
           <w:p>
             <w:pPr>
@@ -6242,9 +6542,11 @@
         </w:tc>
         <w:tc>
           <w:tcPr>
+            <w:cnfStyle w:val="000000000000" w:firstRow="0" w:lastRow="0" w:firstColumn="0" w:lastColumn="0" w:oddVBand="0" w:evenVBand="0" w:oddHBand="0" w:evenHBand="0" w:firstRowFirstColumn="0" w:firstRowLastColumn="0" w:lastRowFirstColumn="0" w:lastRowLastColumn="0"/>
             <w:tcW w:w="6727" w:type="dxa"/>
             <w:gridSpan w:val="2"/>
-            <w:shd w:val="clear" w:color="auto" w:fill="FFFFFF"/>
+            <w:shd w:val="clear" w:color="auto" w:fill="FFFFFF" w:themeFill="background1"/>
+            <w:tcMar/>
           </w:tcPr>
           <w:p>
             <w:pPr>
@@ -6278,8 +6580,10 @@
         </w:tc>
         <w:tc>
           <w:tcPr>
+            <w:cnfStyle w:val="000000000000" w:firstRow="0" w:lastRow="0" w:firstColumn="0" w:lastColumn="0" w:oddVBand="0" w:evenVBand="0" w:oddHBand="0" w:evenHBand="0" w:firstRowFirstColumn="0" w:firstRowLastColumn="0" w:lastRowFirstColumn="0" w:lastRowLastColumn="0"/>
             <w:tcW w:w="2160" w:type="dxa"/>
-            <w:shd w:val="clear" w:color="auto" w:fill="FFFFFF"/>
+            <w:shd w:val="clear" w:color="auto" w:fill="FFFFFF" w:themeFill="background1"/>
+            <w:tcMar/>
           </w:tcPr>
           <w:p>
             <w:pPr>
@@ -6303,6 +6607,7 @@
           <w:tcPr>
             <w:cnfStyle w:val="001000000000" w:firstRow="0" w:lastRow="0" w:firstColumn="1" w:lastColumn="0" w:oddVBand="0" w:evenVBand="0" w:oddHBand="0" w:evenHBand="0" w:firstRowFirstColumn="0" w:firstRowLastColumn="0" w:lastRowFirstColumn="0" w:lastRowLastColumn="0"/>
             <w:tcW w:w="1267" w:type="dxa"/>
+            <w:tcMar/>
           </w:tcPr>
           <w:p>
             <w:pPr>
@@ -6326,9 +6631,11 @@
         </w:tc>
         <w:tc>
           <w:tcPr>
+            <w:cnfStyle w:val="000000000000" w:firstRow="0" w:lastRow="0" w:firstColumn="0" w:lastColumn="0" w:oddVBand="0" w:evenVBand="0" w:oddHBand="0" w:evenHBand="0" w:firstRowFirstColumn="0" w:firstRowLastColumn="0" w:lastRowFirstColumn="0" w:lastRowLastColumn="0"/>
             <w:tcW w:w="6727" w:type="dxa"/>
             <w:gridSpan w:val="2"/>
-            <w:shd w:val="clear" w:color="auto" w:fill="FFFFFF"/>
+            <w:shd w:val="clear" w:color="auto" w:fill="FFFFFF" w:themeFill="background1"/>
+            <w:tcMar/>
           </w:tcPr>
           <w:p>
             <w:pPr>
@@ -6362,8 +6669,10 @@
         </w:tc>
         <w:tc>
           <w:tcPr>
+            <w:cnfStyle w:val="000000000000" w:firstRow="0" w:lastRow="0" w:firstColumn="0" w:lastColumn="0" w:oddVBand="0" w:evenVBand="0" w:oddHBand="0" w:evenHBand="0" w:firstRowFirstColumn="0" w:firstRowLastColumn="0" w:lastRowFirstColumn="0" w:lastRowLastColumn="0"/>
             <w:tcW w:w="2160" w:type="dxa"/>
-            <w:shd w:val="clear" w:color="auto" w:fill="FFFFFF"/>
+            <w:shd w:val="clear" w:color="auto" w:fill="FFFFFF" w:themeFill="background1"/>
+            <w:tcMar/>
           </w:tcPr>
           <w:p>
             <w:pPr>
@@ -6389,6 +6698,7 @@
             <w:cnfStyle w:val="001000000000" w:firstRow="0" w:lastRow="0" w:firstColumn="1" w:lastColumn="0" w:oddVBand="0" w:evenVBand="0" w:oddHBand="0" w:evenHBand="0" w:firstRowFirstColumn="0" w:firstRowLastColumn="0" w:lastRowFirstColumn="0" w:lastRowLastColumn="0"/>
             <w:tcW w:w="2534" w:type="dxa"/>
             <w:gridSpan w:val="2"/>
+            <w:tcMar/>
           </w:tcPr>
           <w:p>
             <w:pPr>
@@ -6412,9 +6722,11 @@
         </w:tc>
         <w:tc>
           <w:tcPr>
+            <w:cnfStyle w:val="000000000000" w:firstRow="0" w:lastRow="0" w:firstColumn="0" w:lastColumn="0" w:oddVBand="0" w:evenVBand="0" w:oddHBand="0" w:evenHBand="0" w:firstRowFirstColumn="0" w:firstRowLastColumn="0" w:lastRowFirstColumn="0" w:lastRowLastColumn="0"/>
             <w:tcW w:w="7620" w:type="dxa"/>
             <w:gridSpan w:val="2"/>
-            <w:shd w:val="clear" w:color="auto" w:fill="FFFFFF"/>
+            <w:shd w:val="clear" w:color="auto" w:fill="FFFFFF" w:themeFill="background1"/>
+            <w:tcMar/>
           </w:tcPr>
           <w:p>
             <w:pPr>
@@ -6500,6 +6812,7 @@
             <w:tcW w:w="2534" w:type="dxa"/>
             <w:gridSpan w:val="2"/>
             <w:shd w:val="clear" w:color="auto" w:fill="FBE5D5"/>
+            <w:tcMar/>
           </w:tcPr>
           <w:p>
             <w:pPr>
@@ -6523,9 +6836,11 @@
         </w:tc>
         <w:tc>
           <w:tcPr>
+            <w:cnfStyle w:val="000000000000" w:firstRow="0" w:lastRow="0" w:firstColumn="0" w:lastColumn="0" w:oddVBand="0" w:evenVBand="0" w:oddHBand="0" w:evenHBand="0" w:firstRowFirstColumn="0" w:firstRowLastColumn="0" w:lastRowFirstColumn="0" w:lastRowLastColumn="0"/>
             <w:tcW w:w="7620" w:type="dxa"/>
             <w:gridSpan w:val="2"/>
-            <w:shd w:val="clear" w:color="auto" w:fill="FFFFFF"/>
+            <w:shd w:val="clear" w:color="auto" w:fill="FFFFFF" w:themeFill="background1"/>
+            <w:tcMar/>
           </w:tcPr>
           <w:p>
             <w:pPr>
@@ -6567,12 +6882,12 @@
         <w:tblW w:w="10154" w:type="dxa"/>
         <w:tblInd w:w="-680" w:type="dxa"/>
         <w:tblBorders>
-          <w:top w:val="single" w:sz="4" w:space="0" w:color="F4B083"/>
-          <w:left w:val="single" w:sz="4" w:space="0" w:color="F4B083"/>
-          <w:bottom w:val="single" w:sz="4" w:space="0" w:color="F4B083"/>
-          <w:right w:val="single" w:sz="4" w:space="0" w:color="F4B083"/>
-          <w:insideH w:val="single" w:sz="4" w:space="0" w:color="F4B083"/>
-          <w:insideV w:val="single" w:sz="4" w:space="0" w:color="F4B083"/>
+          <w:top w:val="single" w:color="F4B083" w:sz="4" w:space="0"/>
+          <w:left w:val="single" w:color="F4B083" w:sz="4" w:space="0"/>
+          <w:bottom w:val="single" w:color="F4B083" w:sz="4" w:space="0"/>
+          <w:right w:val="single" w:color="F4B083" w:sz="4" w:space="0"/>
+          <w:insideH w:val="single" w:color="F4B083" w:sz="4" w:space="0"/>
+          <w:insideV w:val="single" w:color="F4B083" w:sz="4" w:space="0"/>
         </w:tblBorders>
         <w:tblLayout w:type="fixed"/>
         <w:tblLook w:val="04A0" w:firstRow="1" w:lastRow="0" w:firstColumn="1" w:lastColumn="0" w:noHBand="0" w:noVBand="1"/>
@@ -12108,12 +12423,12 @@
         <w:tblW w:w="10154" w:type="dxa"/>
         <w:tblInd w:w="-680" w:type="dxa"/>
         <w:tblBorders>
-          <w:top w:val="single" w:sz="4" w:space="0" w:color="F4B083"/>
-          <w:left w:val="single" w:sz="4" w:space="0" w:color="F4B083"/>
-          <w:bottom w:val="single" w:sz="4" w:space="0" w:color="F4B083"/>
-          <w:right w:val="single" w:sz="4" w:space="0" w:color="F4B083"/>
-          <w:insideH w:val="single" w:sz="4" w:space="0" w:color="F4B083"/>
-          <w:insideV w:val="single" w:sz="4" w:space="0" w:color="F4B083"/>
+          <w:top w:val="single" w:color="F4B083" w:sz="4" w:space="0"/>
+          <w:left w:val="single" w:color="F4B083" w:sz="4" w:space="0"/>
+          <w:bottom w:val="single" w:color="F4B083" w:sz="4" w:space="0"/>
+          <w:right w:val="single" w:color="F4B083" w:sz="4" w:space="0"/>
+          <w:insideH w:val="single" w:color="F4B083" w:sz="4" w:space="0"/>
+          <w:insideV w:val="single" w:color="F4B083" w:sz="4" w:space="0"/>
         </w:tblBorders>
         <w:tblLayout w:type="fixed"/>
         <w:tblLook w:val="04A0" w:firstRow="1" w:lastRow="0" w:firstColumn="1" w:lastColumn="0" w:noHBand="0" w:noVBand="1"/>
@@ -12296,12 +12611,12 @@
         <w:tblW w:w="9975" w:type="dxa"/>
         <w:tblInd w:w="-705" w:type="dxa"/>
         <w:tblBorders>
-          <w:top w:val="single" w:sz="8" w:space="0" w:color="000000"/>
-          <w:left w:val="single" w:sz="8" w:space="0" w:color="000000"/>
-          <w:bottom w:val="single" w:sz="8" w:space="0" w:color="000000"/>
-          <w:right w:val="single" w:sz="8" w:space="0" w:color="000000"/>
-          <w:insideH w:val="single" w:sz="8" w:space="0" w:color="000000"/>
-          <w:insideV w:val="single" w:sz="8" w:space="0" w:color="000000"/>
+          <w:top w:val="single" w:color="000000" w:sz="8" w:space="0"/>
+          <w:left w:val="single" w:color="000000" w:sz="8" w:space="0"/>
+          <w:bottom w:val="single" w:color="000000" w:sz="8" w:space="0"/>
+          <w:right w:val="single" w:color="000000" w:sz="8" w:space="0"/>
+          <w:insideH w:val="single" w:color="000000" w:sz="8" w:space="0"/>
+          <w:insideV w:val="single" w:color="000000" w:sz="8" w:space="0"/>
         </w:tblBorders>
         <w:tblLayout w:type="fixed"/>
         <w:tblLook w:val="0600" w:firstRow="0" w:lastRow="0" w:firstColumn="0" w:lastColumn="0" w:noHBand="1" w:noVBand="1"/>
@@ -12320,10 +12635,10 @@
             <w:tcW w:w="9975" w:type="dxa"/>
             <w:gridSpan w:val="3"/>
             <w:tcBorders>
-              <w:top w:val="single" w:sz="8" w:space="0" w:color="F4B083"/>
-              <w:left w:val="single" w:sz="8" w:space="0" w:color="F4B083"/>
-              <w:bottom w:val="single" w:sz="8" w:space="0" w:color="F4B083"/>
-              <w:right w:val="single" w:sz="8" w:space="0" w:color="F4B083"/>
+              <w:top w:val="single" w:color="F4B083" w:sz="8" w:space="0"/>
+              <w:left w:val="single" w:color="F4B083" w:sz="8" w:space="0"/>
+              <w:bottom w:val="single" w:color="F4B083" w:sz="8" w:space="0"/>
+              <w:right w:val="single" w:color="F4B083" w:sz="8" w:space="0"/>
             </w:tcBorders>
             <w:shd w:val="clear" w:color="auto" w:fill="FFE599"/>
             <w:tcMar>
@@ -12366,10 +12681,10 @@
           <w:tcPr>
             <w:tcW w:w="3465" w:type="dxa"/>
             <w:tcBorders>
-              <w:top w:val="single" w:sz="8" w:space="0" w:color="F4B083"/>
-              <w:left w:val="single" w:sz="8" w:space="0" w:color="F4B083"/>
-              <w:bottom w:val="single" w:sz="8" w:space="0" w:color="F4B083"/>
-              <w:right w:val="single" w:sz="8" w:space="0" w:color="F4B083"/>
+              <w:top w:val="single" w:color="F4B083" w:sz="8" w:space="0"/>
+              <w:left w:val="single" w:color="F4B083" w:sz="8" w:space="0"/>
+              <w:bottom w:val="single" w:color="F4B083" w:sz="8" w:space="0"/>
+              <w:right w:val="single" w:color="F4B083" w:sz="8" w:space="0"/>
             </w:tcBorders>
             <w:tcMar>
               <w:top w:w="100" w:type="dxa"/>
@@ -12396,10 +12711,10 @@
           <w:tcPr>
             <w:tcW w:w="3090" w:type="dxa"/>
             <w:tcBorders>
-              <w:top w:val="single" w:sz="8" w:space="0" w:color="F4B083"/>
-              <w:left w:val="single" w:sz="8" w:space="0" w:color="F4B083"/>
-              <w:bottom w:val="single" w:sz="8" w:space="0" w:color="F4B083"/>
-              <w:right w:val="single" w:sz="8" w:space="0" w:color="F4B083"/>
+              <w:top w:val="single" w:color="F4B083" w:sz="8" w:space="0"/>
+              <w:left w:val="single" w:color="F4B083" w:sz="8" w:space="0"/>
+              <w:bottom w:val="single" w:color="F4B083" w:sz="8" w:space="0"/>
+              <w:right w:val="single" w:color="F4B083" w:sz="8" w:space="0"/>
             </w:tcBorders>
             <w:tcMar>
               <w:top w:w="100" w:type="dxa"/>
@@ -12436,10 +12751,10 @@
           <w:tcPr>
             <w:tcW w:w="3420" w:type="dxa"/>
             <w:tcBorders>
-              <w:top w:val="single" w:sz="8" w:space="0" w:color="F4B083"/>
-              <w:left w:val="single" w:sz="8" w:space="0" w:color="F4B083"/>
-              <w:bottom w:val="single" w:sz="8" w:space="0" w:color="F4B083"/>
-              <w:right w:val="single" w:sz="8" w:space="0" w:color="F4B083"/>
+              <w:top w:val="single" w:color="F4B083" w:sz="8" w:space="0"/>
+              <w:left w:val="single" w:color="F4B083" w:sz="8" w:space="0"/>
+              <w:bottom w:val="single" w:color="F4B083" w:sz="8" w:space="0"/>
+              <w:right w:val="single" w:color="F4B083" w:sz="8" w:space="0"/>
             </w:tcBorders>
             <w:tcMar>
               <w:top w:w="100" w:type="dxa"/>
@@ -12481,10 +12796,10 @@
           <w:tcPr>
             <w:tcW w:w="3465" w:type="dxa"/>
             <w:tcBorders>
-              <w:top w:val="single" w:sz="8" w:space="0" w:color="F4B083"/>
-              <w:left w:val="single" w:sz="8" w:space="0" w:color="F4B083"/>
-              <w:bottom w:val="single" w:sz="8" w:space="0" w:color="F4B083"/>
-              <w:right w:val="single" w:sz="8" w:space="0" w:color="F4B083"/>
+              <w:top w:val="single" w:color="F4B083" w:sz="8" w:space="0"/>
+              <w:left w:val="single" w:color="F4B083" w:sz="8" w:space="0"/>
+              <w:bottom w:val="single" w:color="F4B083" w:sz="8" w:space="0"/>
+              <w:right w:val="single" w:color="F4B083" w:sz="8" w:space="0"/>
             </w:tcBorders>
             <w:tcMar>
               <w:top w:w="100" w:type="dxa"/>
@@ -12531,10 +12846,10 @@
           <w:tcPr>
             <w:tcW w:w="3090" w:type="dxa"/>
             <w:tcBorders>
-              <w:top w:val="single" w:sz="8" w:space="0" w:color="F4B083"/>
-              <w:left w:val="single" w:sz="8" w:space="0" w:color="F4B083"/>
-              <w:bottom w:val="single" w:sz="8" w:space="0" w:color="F4B083"/>
-              <w:right w:val="single" w:sz="8" w:space="0" w:color="F4B083"/>
+              <w:top w:val="single" w:color="F4B083" w:sz="8" w:space="0"/>
+              <w:left w:val="single" w:color="F4B083" w:sz="8" w:space="0"/>
+              <w:bottom w:val="single" w:color="F4B083" w:sz="8" w:space="0"/>
+              <w:right w:val="single" w:color="F4B083" w:sz="8" w:space="0"/>
             </w:tcBorders>
             <w:tcMar>
               <w:top w:w="100" w:type="dxa"/>
@@ -12571,10 +12886,10 @@
           <w:tcPr>
             <w:tcW w:w="3420" w:type="dxa"/>
             <w:tcBorders>
-              <w:top w:val="single" w:sz="8" w:space="0" w:color="F4B083"/>
-              <w:left w:val="single" w:sz="8" w:space="0" w:color="F4B083"/>
-              <w:bottom w:val="single" w:sz="8" w:space="0" w:color="F4B083"/>
-              <w:right w:val="single" w:sz="8" w:space="0" w:color="F4B083"/>
+              <w:top w:val="single" w:color="F4B083" w:sz="8" w:space="0"/>
+              <w:left w:val="single" w:color="F4B083" w:sz="8" w:space="0"/>
+              <w:bottom w:val="single" w:color="F4B083" w:sz="8" w:space="0"/>
+              <w:right w:val="single" w:color="F4B083" w:sz="8" w:space="0"/>
             </w:tcBorders>
             <w:tcMar>
               <w:top w:w="100" w:type="dxa"/>
@@ -12656,10 +12971,10 @@
           <w:tcPr>
             <w:tcW w:w="3465" w:type="dxa"/>
             <w:tcBorders>
-              <w:top w:val="single" w:sz="8" w:space="0" w:color="F4B083"/>
-              <w:left w:val="single" w:sz="8" w:space="0" w:color="F4B083"/>
-              <w:bottom w:val="single" w:sz="8" w:space="0" w:color="F4B083"/>
-              <w:right w:val="single" w:sz="8" w:space="0" w:color="F4B083"/>
+              <w:top w:val="single" w:color="F4B083" w:sz="8" w:space="0"/>
+              <w:left w:val="single" w:color="F4B083" w:sz="8" w:space="0"/>
+              <w:bottom w:val="single" w:color="F4B083" w:sz="8" w:space="0"/>
+              <w:right w:val="single" w:color="F4B083" w:sz="8" w:space="0"/>
             </w:tcBorders>
             <w:tcMar>
               <w:top w:w="100" w:type="dxa"/>
@@ -12736,10 +13051,10 @@
           <w:tcPr>
             <w:tcW w:w="3090" w:type="dxa"/>
             <w:tcBorders>
-              <w:top w:val="single" w:sz="8" w:space="0" w:color="F4B083"/>
-              <w:left w:val="single" w:sz="8" w:space="0" w:color="F4B083"/>
-              <w:bottom w:val="single" w:sz="8" w:space="0" w:color="F4B083"/>
-              <w:right w:val="single" w:sz="8" w:space="0" w:color="F4B083"/>
+              <w:top w:val="single" w:color="F4B083" w:sz="8" w:space="0"/>
+              <w:left w:val="single" w:color="F4B083" w:sz="8" w:space="0"/>
+              <w:bottom w:val="single" w:color="F4B083" w:sz="8" w:space="0"/>
+              <w:right w:val="single" w:color="F4B083" w:sz="8" w:space="0"/>
             </w:tcBorders>
             <w:tcMar>
               <w:top w:w="100" w:type="dxa"/>
@@ -12776,10 +13091,10 @@
           <w:tcPr>
             <w:tcW w:w="3420" w:type="dxa"/>
             <w:tcBorders>
-              <w:top w:val="single" w:sz="8" w:space="0" w:color="F4B083"/>
-              <w:left w:val="single" w:sz="8" w:space="0" w:color="F4B083"/>
-              <w:bottom w:val="single" w:sz="8" w:space="0" w:color="F4B083"/>
-              <w:right w:val="single" w:sz="8" w:space="0" w:color="F4B083"/>
+              <w:top w:val="single" w:color="F4B083" w:sz="8" w:space="0"/>
+              <w:left w:val="single" w:color="F4B083" w:sz="8" w:space="0"/>
+              <w:bottom w:val="single" w:color="F4B083" w:sz="8" w:space="0"/>
+              <w:right w:val="single" w:color="F4B083" w:sz="8" w:space="0"/>
             </w:tcBorders>
             <w:tcMar>
               <w:top w:w="100" w:type="dxa"/>
@@ -12824,7 +13139,7 @@
     </w:p>
     <w:sectPr>
       <w:headerReference w:type="default" r:id="rId11"/>
-      <w:pgSz w:w="11909" w:h="16834"/>
+      <w:pgSz w:w="11909" w:h="16834" w:orient="portrait"/>
       <w:pgMar w:top="1440" w:right="1440" w:bottom="1440" w:left="1440" w:header="720" w:footer="720" w:gutter="0"/>
       <w:pgNumType w:start="1"/>
       <w:cols w:space="720"/>
@@ -12884,7 +13199,7 @@
 </file>
 
 <file path=word/header1.xml><?xml version="1.0" encoding="utf-8"?>
-<w:hdr xmlns:wpc="http://schemas.microsoft.com/office/word/2010/wordprocessingCanvas" xmlns:cx="http://schemas.microsoft.com/office/drawing/2014/chartex" xmlns:cx1="http://schemas.microsoft.com/office/drawing/2015/9/8/chartex" xmlns:cx2="http://schemas.microsoft.com/office/drawing/2015/10/21/chartex" xmlns:cx3="http://schemas.microsoft.com/office/drawing/2016/5/9/chartex" xmlns:cx4="http://schemas.microsoft.com/office/drawing/2016/5/10/chartex" xmlns:cx5="http://schemas.microsoft.com/office/drawing/2016/5/11/chartex" xmlns:cx6="http://schemas.microsoft.com/office/drawing/2016/5/12/chartex" xmlns:cx7="http://schemas.microsoft.com/office/drawing/2016/5/13/chartex" xmlns:cx8="http://schemas.microsoft.com/office/drawing/2016/5/14/chartex" xmlns:mc="http://schemas.openxmlformats.org/markup-compatibility/2006" xmlns:aink="http://schemas.microsoft.com/office/drawing/2016/ink" xmlns:am3d="http://schemas.microsoft.com/office/drawing/2017/model3d" xmlns:o="urn:schemas-microsoft-com:office:office" xmlns:oel="http://schemas.microsoft.com/office/2019/extlst" xmlns:r="http://schemas.openxmlformats.org/officeDocument/2006/relationships" xmlns:m="http://schemas.openxmlformats.org/officeDocument/2006/math" xmlns:v="urn:schemas-microsoft-com:vml" xmlns:wp14="http://schemas.microsoft.com/office/word/2010/wordprocessingDrawing" xmlns:wp="http://schemas.openxmlformats.org/drawingml/2006/wordprocessingDrawing" xmlns:w10="urn:schemas-microsoft-com:office:word" xmlns:w="http://schemas.openxmlformats.org/wordprocessingml/2006/main" xmlns:w14="http://schemas.microsoft.com/office/word/2010/wordml" xmlns:w15="http://schemas.microsoft.com/office/word/2012/wordml" xmlns:w16cex="http://schemas.microsoft.com/office/word/2018/wordml/cex" xmlns:w16cid="http://schemas.microsoft.com/office/word/2016/wordml/cid" xmlns:w16="http://schemas.microsoft.com/office/word/2018/wordml" xmlns:w16du="http://schemas.microsoft.com/office/word/2023/wordml/word16du" xmlns:w16sdtdh="http://schemas.microsoft.com/office/word/2020/wordml/sdtdatahash" xmlns:w16se="http://schemas.microsoft.com/office/word/2015/wordml/symex" xmlns:wpg="http://schemas.microsoft.com/office/word/2010/wordprocessingGroup" xmlns:wpi="http://schemas.microsoft.com/office/word/2010/wordprocessingInk" xmlns:wne="http://schemas.microsoft.com/office/word/2006/wordml" xmlns:wps="http://schemas.microsoft.com/office/word/2010/wordprocessingShape" mc:Ignorable="w14 w15 w16se w16cid w16 w16cex w16sdtdh w16du wp14">
+<w:hdr xmlns:wpc="http://schemas.microsoft.com/office/word/2010/wordprocessingCanvas" xmlns:cx="http://schemas.microsoft.com/office/drawing/2014/chartex" xmlns:cx1="http://schemas.microsoft.com/office/drawing/2015/9/8/chartex" xmlns:cx2="http://schemas.microsoft.com/office/drawing/2015/10/21/chartex" xmlns:cx3="http://schemas.microsoft.com/office/drawing/2016/5/9/chartex" xmlns:cx4="http://schemas.microsoft.com/office/drawing/2016/5/10/chartex" xmlns:cx5="http://schemas.microsoft.com/office/drawing/2016/5/11/chartex" xmlns:cx6="http://schemas.microsoft.com/office/drawing/2016/5/12/chartex" xmlns:cx7="http://schemas.microsoft.com/office/drawing/2016/5/13/chartex" xmlns:cx8="http://schemas.microsoft.com/office/drawing/2016/5/14/chartex" xmlns:mc="http://schemas.openxmlformats.org/markup-compatibility/2006" xmlns:aink="http://schemas.microsoft.com/office/drawing/2016/ink" xmlns:am3d="http://schemas.microsoft.com/office/drawing/2017/model3d" xmlns:o="urn:schemas-microsoft-com:office:office" xmlns:oel="http://schemas.microsoft.com/office/2019/extlst" xmlns:r="http://schemas.openxmlformats.org/officeDocument/2006/relationships" xmlns:m="http://schemas.openxmlformats.org/officeDocument/2006/math" xmlns:v="urn:schemas-microsoft-com:vml" xmlns:wp14="http://schemas.microsoft.com/office/word/2010/wordprocessingDrawing" xmlns:wp="http://schemas.openxmlformats.org/drawingml/2006/wordprocessingDrawing" xmlns:w10="urn:schemas-microsoft-com:office:word" xmlns:w="http://schemas.openxmlformats.org/wordprocessingml/2006/main" xmlns:w14="http://schemas.microsoft.com/office/word/2010/wordml" xmlns:w15="http://schemas.microsoft.com/office/word/2012/wordml" xmlns:w16cex="http://schemas.microsoft.com/office/word/2018/wordml/cex" xmlns:w16cid="http://schemas.microsoft.com/office/word/2016/wordml/cid" xmlns:w16="http://schemas.microsoft.com/office/word/2018/wordml" xmlns:w16du="http://schemas.microsoft.com/office/word/2023/wordml/word16du" xmlns:w16sdtdh="http://schemas.microsoft.com/office/word/2020/wordml/sdtdatahash" xmlns:w16se="http://schemas.microsoft.com/office/word/2015/wordml/symex" xmlns:wpg="http://schemas.microsoft.com/office/word/2010/wordprocessingGroup" xmlns:wpi="http://schemas.microsoft.com/office/word/2010/wordprocessingInk" xmlns:wne="http://schemas.microsoft.com/office/word/2006/wordml" xmlns:wps="http://schemas.microsoft.com/office/word/2010/wordprocessingShape" xmlns:a="http://schemas.openxmlformats.org/drawingml/2006/main" xmlns:pic="http://schemas.openxmlformats.org/drawingml/2006/picture" mc:Ignorable="w14 w15 w16se w16cid w16 w16cex w16sdtdh w16du wp14">
   <w:p>
     <w:pPr>
       <w:pBdr>
@@ -13037,7 +13352,7 @@
         </mc:Choice>
         <mc:Fallback xmlns:w16sdtfl="http://schemas.microsoft.com/office/word/2024/wordml/sdtformatlock">
           <w:pict>
-            <v:rect w14:anchorId="4CD7B852" id="Rectángulo 1" o:spid="_x0000_s1026" style="position:absolute;margin-left:-54pt;margin-top:-14.4pt;width:460.5pt;height:112.3pt;z-index:251659264;visibility:visible;mso-wrap-style:square;mso-wrap-distance-left:9pt;mso-wrap-distance-top:3.6pt;mso-wrap-distance-right:9pt;mso-wrap-distance-bottom:3.6pt;mso-position-horizontal:absolute;mso-position-horizontal-relative:text;mso-position-vertical:absolute;mso-position-vertical-relative:text;v-text-anchor:top" o:gfxdata="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" filled="f" stroked="f">
+            <v:rect id="Rectángulo 1" style="position:absolute;margin-left:-54pt;margin-top:-14.4pt;width:460.5pt;height:112.3pt;z-index:251659264;visibility:visible;mso-wrap-style:square;mso-wrap-distance-left:9pt;mso-wrap-distance-top:3.6pt;mso-wrap-distance-right:9pt;mso-wrap-distance-bottom:3.6pt;mso-position-horizontal:absolute;mso-position-horizontal-relative:text;mso-position-vertical:absolute;mso-position-vertical-relative:text;v-text-anchor:top" o:spid="_x0000_s1026" filled="f" stroked="f" w14:anchorId="4CD7B852" o:gfxdata="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">
               <v:textbox inset="2.53958mm,1.2694mm,2.53958mm,1.2694mm">
                 <w:txbxContent>
                   <w:p>
@@ -13099,7 +13414,7 @@
         <w:ind w:left="720" w:hanging="360"/>
       </w:pPr>
       <w:rPr>
-        <w:rFonts w:ascii="Symbol" w:hAnsi="Symbol" w:hint="default"/>
+        <w:rFonts w:hint="default" w:ascii="Symbol" w:hAnsi="Symbol"/>
       </w:rPr>
     </w:lvl>
     <w:lvl w:ilvl="1" w:tplc="04090003" w:tentative="1">
@@ -13111,7 +13426,7 @@
         <w:ind w:left="1440" w:hanging="360"/>
       </w:pPr>
       <w:rPr>
-        <w:rFonts w:ascii="Courier New" w:hAnsi="Courier New" w:cs="Courier New" w:hint="default"/>
+        <w:rFonts w:hint="default" w:ascii="Courier New" w:hAnsi="Courier New" w:cs="Courier New"/>
       </w:rPr>
     </w:lvl>
     <w:lvl w:ilvl="2" w:tplc="04090005" w:tentative="1">
@@ -13123,7 +13438,7 @@
         <w:ind w:left="2160" w:hanging="360"/>
       </w:pPr>
       <w:rPr>
-        <w:rFonts w:ascii="Wingdings" w:hAnsi="Wingdings" w:hint="default"/>
+        <w:rFonts w:hint="default" w:ascii="Wingdings" w:hAnsi="Wingdings"/>
       </w:rPr>
     </w:lvl>
     <w:lvl w:ilvl="3" w:tplc="04090001" w:tentative="1">
@@ -13135,7 +13450,7 @@
         <w:ind w:left="2880" w:hanging="360"/>
       </w:pPr>
       <w:rPr>
-        <w:rFonts w:ascii="Symbol" w:hAnsi="Symbol" w:hint="default"/>
+        <w:rFonts w:hint="default" w:ascii="Symbol" w:hAnsi="Symbol"/>
       </w:rPr>
     </w:lvl>
     <w:lvl w:ilvl="4" w:tplc="04090003" w:tentative="1">
@@ -13147,7 +13462,7 @@
         <w:ind w:left="3600" w:hanging="360"/>
       </w:pPr>
       <w:rPr>
-        <w:rFonts w:ascii="Courier New" w:hAnsi="Courier New" w:cs="Courier New" w:hint="default"/>
+        <w:rFonts w:hint="default" w:ascii="Courier New" w:hAnsi="Courier New" w:cs="Courier New"/>
       </w:rPr>
     </w:lvl>
     <w:lvl w:ilvl="5" w:tplc="04090005" w:tentative="1">
@@ -13159,7 +13474,7 @@
         <w:ind w:left="4320" w:hanging="360"/>
       </w:pPr>
       <w:rPr>
-        <w:rFonts w:ascii="Wingdings" w:hAnsi="Wingdings" w:hint="default"/>
+        <w:rFonts w:hint="default" w:ascii="Wingdings" w:hAnsi="Wingdings"/>
       </w:rPr>
     </w:lvl>
     <w:lvl w:ilvl="6" w:tplc="04090001" w:tentative="1">
@@ -13171,7 +13486,7 @@
         <w:ind w:left="5040" w:hanging="360"/>
       </w:pPr>
       <w:rPr>
-        <w:rFonts w:ascii="Symbol" w:hAnsi="Symbol" w:hint="default"/>
+        <w:rFonts w:hint="default" w:ascii="Symbol" w:hAnsi="Symbol"/>
       </w:rPr>
     </w:lvl>
     <w:lvl w:ilvl="7" w:tplc="04090003" w:tentative="1">
@@ -13183,7 +13498,7 @@
         <w:ind w:left="5760" w:hanging="360"/>
       </w:pPr>
       <w:rPr>
-        <w:rFonts w:ascii="Courier New" w:hAnsi="Courier New" w:cs="Courier New" w:hint="default"/>
+        <w:rFonts w:hint="default" w:ascii="Courier New" w:hAnsi="Courier New" w:cs="Courier New"/>
       </w:rPr>
     </w:lvl>
     <w:lvl w:ilvl="8" w:tplc="04090005" w:tentative="1">
@@ -13195,7 +13510,7 @@
         <w:ind w:left="6480" w:hanging="360"/>
       </w:pPr>
       <w:rPr>
-        <w:rFonts w:ascii="Wingdings" w:hAnsi="Wingdings" w:hint="default"/>
+        <w:rFonts w:hint="default" w:ascii="Wingdings" w:hAnsi="Wingdings"/>
       </w:rPr>
     </w:lvl>
   </w:abstractNum>
@@ -13212,7 +13527,7 @@
         <w:ind w:left="1080" w:hanging="360"/>
       </w:pPr>
       <w:rPr>
-        <w:rFonts w:ascii="Noto Sans Symbols" w:eastAsia="Noto Sans Symbols" w:hAnsi="Noto Sans Symbols" w:cs="Noto Sans Symbols"/>
+        <w:rFonts w:ascii="Noto Sans Symbols" w:hAnsi="Noto Sans Symbols" w:eastAsia="Noto Sans Symbols" w:cs="Noto Sans Symbols"/>
       </w:rPr>
     </w:lvl>
     <w:lvl w:ilvl="1">
@@ -13224,7 +13539,7 @@
         <w:ind w:left="1800" w:hanging="360"/>
       </w:pPr>
       <w:rPr>
-        <w:rFonts w:ascii="Courier New" w:eastAsia="Courier New" w:hAnsi="Courier New" w:cs="Courier New"/>
+        <w:rFonts w:ascii="Courier New" w:hAnsi="Courier New" w:eastAsia="Courier New" w:cs="Courier New"/>
       </w:rPr>
     </w:lvl>
     <w:lvl w:ilvl="2">
@@ -13236,7 +13551,7 @@
         <w:ind w:left="2520" w:hanging="360"/>
       </w:pPr>
       <w:rPr>
-        <w:rFonts w:ascii="Noto Sans Symbols" w:eastAsia="Noto Sans Symbols" w:hAnsi="Noto Sans Symbols" w:cs="Noto Sans Symbols"/>
+        <w:rFonts w:ascii="Noto Sans Symbols" w:hAnsi="Noto Sans Symbols" w:eastAsia="Noto Sans Symbols" w:cs="Noto Sans Symbols"/>
       </w:rPr>
     </w:lvl>
     <w:lvl w:ilvl="3">
@@ -13248,7 +13563,7 @@
         <w:ind w:left="3240" w:hanging="360"/>
       </w:pPr>
       <w:rPr>
-        <w:rFonts w:ascii="Noto Sans Symbols" w:eastAsia="Noto Sans Symbols" w:hAnsi="Noto Sans Symbols" w:cs="Noto Sans Symbols"/>
+        <w:rFonts w:ascii="Noto Sans Symbols" w:hAnsi="Noto Sans Symbols" w:eastAsia="Noto Sans Symbols" w:cs="Noto Sans Symbols"/>
       </w:rPr>
     </w:lvl>
     <w:lvl w:ilvl="4">
@@ -13260,7 +13575,7 @@
         <w:ind w:left="3960" w:hanging="360"/>
       </w:pPr>
       <w:rPr>
-        <w:rFonts w:ascii="Courier New" w:eastAsia="Courier New" w:hAnsi="Courier New" w:cs="Courier New"/>
+        <w:rFonts w:ascii="Courier New" w:hAnsi="Courier New" w:eastAsia="Courier New" w:cs="Courier New"/>
       </w:rPr>
     </w:lvl>
     <w:lvl w:ilvl="5">
@@ -13272,7 +13587,7 @@
         <w:ind w:left="4680" w:hanging="360"/>
       </w:pPr>
       <w:rPr>
-        <w:rFonts w:ascii="Noto Sans Symbols" w:eastAsia="Noto Sans Symbols" w:hAnsi="Noto Sans Symbols" w:cs="Noto Sans Symbols"/>
+        <w:rFonts w:ascii="Noto Sans Symbols" w:hAnsi="Noto Sans Symbols" w:eastAsia="Noto Sans Symbols" w:cs="Noto Sans Symbols"/>
       </w:rPr>
     </w:lvl>
     <w:lvl w:ilvl="6">
@@ -13284,7 +13599,7 @@
         <w:ind w:left="5400" w:hanging="360"/>
       </w:pPr>
       <w:rPr>
-        <w:rFonts w:ascii="Noto Sans Symbols" w:eastAsia="Noto Sans Symbols" w:hAnsi="Noto Sans Symbols" w:cs="Noto Sans Symbols"/>
+        <w:rFonts w:ascii="Noto Sans Symbols" w:hAnsi="Noto Sans Symbols" w:eastAsia="Noto Sans Symbols" w:cs="Noto Sans Symbols"/>
       </w:rPr>
     </w:lvl>
     <w:lvl w:ilvl="7">
@@ -13296,7 +13611,7 @@
         <w:ind w:left="6120" w:hanging="360"/>
       </w:pPr>
       <w:rPr>
-        <w:rFonts w:ascii="Courier New" w:eastAsia="Courier New" w:hAnsi="Courier New" w:cs="Courier New"/>
+        <w:rFonts w:ascii="Courier New" w:hAnsi="Courier New" w:eastAsia="Courier New" w:cs="Courier New"/>
       </w:rPr>
     </w:lvl>
     <w:lvl w:ilvl="8">
@@ -13308,7 +13623,7 @@
         <w:ind w:left="6840" w:hanging="360"/>
       </w:pPr>
       <w:rPr>
-        <w:rFonts w:ascii="Noto Sans Symbols" w:eastAsia="Noto Sans Symbols" w:hAnsi="Noto Sans Symbols" w:cs="Noto Sans Symbols"/>
+        <w:rFonts w:ascii="Noto Sans Symbols" w:hAnsi="Noto Sans Symbols" w:eastAsia="Noto Sans Symbols" w:cs="Noto Sans Symbols"/>
       </w:rPr>
     </w:lvl>
   </w:abstractNum>
@@ -13326,7 +13641,7 @@
   <w:docDefaults>
     <w:rPrDefault>
       <w:rPr>
-        <w:rFonts w:ascii="Arial" w:eastAsia="Arial" w:hAnsi="Arial" w:cs="Arial"/>
+        <w:rFonts w:ascii="Arial" w:hAnsi="Arial" w:eastAsia="Arial" w:cs="Arial"/>
         <w:sz w:val="22"/>
         <w:szCs w:val="22"/>
         <w:lang w:val="es-419" w:eastAsia="es-CO" w:bidi="ar-SA"/>
@@ -13341,14 +13656,14 @@
   <w:latentStyles w:defLockedState="0" w:defUIPriority="99" w:defSemiHidden="0" w:defUnhideWhenUsed="0" w:defQFormat="0" w:count="376">
     <w:lsdException w:name="Normal" w:uiPriority="0" w:qFormat="1"/>
     <w:lsdException w:name="heading 1" w:uiPriority="9" w:qFormat="1"/>
-    <w:lsdException w:name="heading 2" w:semiHidden="1" w:uiPriority="9" w:unhideWhenUsed="1" w:qFormat="1"/>
-    <w:lsdException w:name="heading 3" w:semiHidden="1" w:uiPriority="9" w:unhideWhenUsed="1" w:qFormat="1"/>
-    <w:lsdException w:name="heading 4" w:semiHidden="1" w:uiPriority="9" w:unhideWhenUsed="1" w:qFormat="1"/>
-    <w:lsdException w:name="heading 5" w:semiHidden="1" w:uiPriority="9" w:unhideWhenUsed="1" w:qFormat="1"/>
-    <w:lsdException w:name="heading 6" w:semiHidden="1" w:uiPriority="9" w:unhideWhenUsed="1" w:qFormat="1"/>
-    <w:lsdException w:name="heading 7" w:semiHidden="1" w:uiPriority="9" w:unhideWhenUsed="1" w:qFormat="1"/>
-    <w:lsdException w:name="heading 8" w:semiHidden="1" w:uiPriority="9" w:unhideWhenUsed="1" w:qFormat="1"/>
-    <w:lsdException w:name="heading 9" w:semiHidden="1" w:uiPriority="9" w:unhideWhenUsed="1" w:qFormat="1"/>
+    <w:lsdException w:name="heading 2" w:uiPriority="9" w:semiHidden="1" w:unhideWhenUsed="1" w:qFormat="1"/>
+    <w:lsdException w:name="heading 3" w:uiPriority="9" w:semiHidden="1" w:unhideWhenUsed="1" w:qFormat="1"/>
+    <w:lsdException w:name="heading 4" w:uiPriority="9" w:semiHidden="1" w:unhideWhenUsed="1" w:qFormat="1"/>
+    <w:lsdException w:name="heading 5" w:uiPriority="9" w:semiHidden="1" w:unhideWhenUsed="1" w:qFormat="1"/>
+    <w:lsdException w:name="heading 6" w:uiPriority="9" w:semiHidden="1" w:unhideWhenUsed="1" w:qFormat="1"/>
+    <w:lsdException w:name="heading 7" w:uiPriority="9" w:semiHidden="1" w:unhideWhenUsed="1" w:qFormat="1"/>
+    <w:lsdException w:name="heading 8" w:uiPriority="9" w:semiHidden="1" w:unhideWhenUsed="1" w:qFormat="1"/>
+    <w:lsdException w:name="heading 9" w:uiPriority="9" w:semiHidden="1" w:unhideWhenUsed="1" w:qFormat="1"/>
     <w:lsdException w:name="index 1" w:semiHidden="1" w:unhideWhenUsed="1"/>
     <w:lsdException w:name="index 2" w:semiHidden="1" w:unhideWhenUsed="1"/>
     <w:lsdException w:name="index 3" w:semiHidden="1" w:unhideWhenUsed="1"/>
@@ -13358,22 +13673,22 @@
     <w:lsdException w:name="index 7" w:semiHidden="1" w:unhideWhenUsed="1"/>
     <w:lsdException w:name="index 8" w:semiHidden="1" w:unhideWhenUsed="1"/>
     <w:lsdException w:name="index 9" w:semiHidden="1" w:unhideWhenUsed="1"/>
-    <w:lsdException w:name="toc 1" w:semiHidden="1" w:uiPriority="39" w:unhideWhenUsed="1"/>
-    <w:lsdException w:name="toc 2" w:semiHidden="1" w:uiPriority="39" w:unhideWhenUsed="1"/>
-    <w:lsdException w:name="toc 3" w:semiHidden="1" w:uiPriority="39" w:unhideWhenUsed="1"/>
-    <w:lsdException w:name="toc 4" w:semiHidden="1" w:uiPriority="39" w:unhideWhenUsed="1"/>
-    <w:lsdException w:name="toc 5" w:semiHidden="1" w:uiPriority="39" w:unhideWhenUsed="1"/>
-    <w:lsdException w:name="toc 6" w:semiHidden="1" w:uiPriority="39" w:unhideWhenUsed="1"/>
-    <w:lsdException w:name="toc 7" w:semiHidden="1" w:uiPriority="39" w:unhideWhenUsed="1"/>
-    <w:lsdException w:name="toc 8" w:semiHidden="1" w:uiPriority="39" w:unhideWhenUsed="1"/>
-    <w:lsdException w:name="toc 9" w:semiHidden="1" w:uiPriority="39" w:unhideWhenUsed="1"/>
+    <w:lsdException w:name="toc 1" w:uiPriority="39" w:semiHidden="1" w:unhideWhenUsed="1"/>
+    <w:lsdException w:name="toc 2" w:uiPriority="39" w:semiHidden="1" w:unhideWhenUsed="1"/>
+    <w:lsdException w:name="toc 3" w:uiPriority="39" w:semiHidden="1" w:unhideWhenUsed="1"/>
+    <w:lsdException w:name="toc 4" w:uiPriority="39" w:semiHidden="1" w:unhideWhenUsed="1"/>
+    <w:lsdException w:name="toc 5" w:uiPriority="39" w:semiHidden="1" w:unhideWhenUsed="1"/>
+    <w:lsdException w:name="toc 6" w:uiPriority="39" w:semiHidden="1" w:unhideWhenUsed="1"/>
+    <w:lsdException w:name="toc 7" w:uiPriority="39" w:semiHidden="1" w:unhideWhenUsed="1"/>
+    <w:lsdException w:name="toc 8" w:uiPriority="39" w:semiHidden="1" w:unhideWhenUsed="1"/>
+    <w:lsdException w:name="toc 9" w:uiPriority="39" w:semiHidden="1" w:unhideWhenUsed="1"/>
     <w:lsdException w:name="Normal Indent" w:semiHidden="1" w:unhideWhenUsed="1"/>
     <w:lsdException w:name="footnote text" w:semiHidden="1" w:unhideWhenUsed="1"/>
     <w:lsdException w:name="annotation text" w:semiHidden="1" w:unhideWhenUsed="1"/>
     <w:lsdException w:name="header" w:semiHidden="1" w:unhideWhenUsed="1"/>
     <w:lsdException w:name="footer" w:semiHidden="1" w:unhideWhenUsed="1"/>
     <w:lsdException w:name="index heading" w:semiHidden="1" w:unhideWhenUsed="1"/>
-    <w:lsdException w:name="caption" w:semiHidden="1" w:uiPriority="35" w:unhideWhenUsed="1" w:qFormat="1"/>
+    <w:lsdException w:name="caption" w:uiPriority="35" w:semiHidden="1" w:unhideWhenUsed="1" w:qFormat="1"/>
     <w:lsdException w:name="table of figures" w:semiHidden="1" w:unhideWhenUsed="1"/>
     <w:lsdException w:name="envelope address" w:semiHidden="1" w:unhideWhenUsed="1"/>
     <w:lsdException w:name="envelope return" w:semiHidden="1" w:unhideWhenUsed="1"/>
@@ -13404,7 +13719,7 @@
     <w:lsdException w:name="Title" w:uiPriority="10" w:qFormat="1"/>
     <w:lsdException w:name="Closing" w:semiHidden="1" w:unhideWhenUsed="1"/>
     <w:lsdException w:name="Signature" w:semiHidden="1" w:unhideWhenUsed="1"/>
-    <w:lsdException w:name="Default Paragraph Font" w:semiHidden="1" w:uiPriority="1" w:unhideWhenUsed="1"/>
+    <w:lsdException w:name="Default Paragraph Font" w:uiPriority="1" w:semiHidden="1" w:unhideWhenUsed="1"/>
     <w:lsdException w:name="Body Text" w:semiHidden="1" w:unhideWhenUsed="1"/>
     <w:lsdException w:name="Body Text Indent" w:semiHidden="1" w:unhideWhenUsed="1"/>
     <w:lsdException w:name="List Continue" w:semiHidden="1" w:unhideWhenUsed="1"/>
@@ -13604,8 +13919,8 @@
     <w:lsdException w:name="Subtle Reference" w:uiPriority="31" w:qFormat="1"/>
     <w:lsdException w:name="Intense Reference" w:uiPriority="32" w:qFormat="1"/>
     <w:lsdException w:name="Book Title" w:uiPriority="33" w:qFormat="1"/>
-    <w:lsdException w:name="Bibliography" w:semiHidden="1" w:uiPriority="37" w:unhideWhenUsed="1"/>
-    <w:lsdException w:name="TOC Heading" w:semiHidden="1" w:uiPriority="39" w:unhideWhenUsed="1" w:qFormat="1"/>
+    <w:lsdException w:name="Bibliography" w:uiPriority="37" w:semiHidden="1" w:unhideWhenUsed="1"/>
+    <w:lsdException w:name="TOC Heading" w:uiPriority="39" w:semiHidden="1" w:unhideWhenUsed="1" w:qFormat="1"/>
     <w:lsdException w:name="Plain Table 1" w:uiPriority="41"/>
     <w:lsdException w:name="Plain Table 2" w:uiPriority="42"/>
     <w:lsdException w:name="Plain Table 3" w:uiPriority="43"/>
@@ -13716,7 +14031,7 @@
     <w:lsdException w:name="Unresolved Mention" w:semiHidden="1" w:unhideWhenUsed="1"/>
     <w:lsdException w:name="Smart Link" w:semiHidden="1" w:unhideWhenUsed="1"/>
   </w:latentStyles>
-  <w:style w:type="paragraph" w:default="1" w:styleId="Normal">
+  <w:style w:type="paragraph" w:styleId="Normal" w:default="1">
     <w:name w:val="Normal"/>
     <w:qFormat/>
   </w:style>
@@ -13833,13 +14148,13 @@
       <w:color w:val="666666"/>
     </w:rPr>
   </w:style>
-  <w:style w:type="character" w:default="1" w:styleId="Fuentedeprrafopredeter">
+  <w:style w:type="character" w:styleId="Fuentedeprrafopredeter" w:default="1">
     <w:name w:val="Default Paragraph Font"/>
     <w:uiPriority w:val="1"/>
     <w:semiHidden/>
     <w:unhideWhenUsed/>
   </w:style>
-  <w:style w:type="table" w:default="1" w:styleId="Tablanormal">
+  <w:style w:type="table" w:styleId="Tablanormal" w:default="1">
     <w:name w:val="Normal Table"/>
     <w:uiPriority w:val="99"/>
     <w:semiHidden/>
@@ -13854,13 +14169,13 @@
       </w:tblCellMar>
     </w:tblPr>
   </w:style>
-  <w:style w:type="numbering" w:default="1" w:styleId="Sinlista">
+  <w:style w:type="numbering" w:styleId="Sinlista" w:default="1">
     <w:name w:val="No List"/>
     <w:uiPriority w:val="99"/>
     <w:semiHidden/>
     <w:unhideWhenUsed/>
   </w:style>
-  <w:style w:type="table" w:customStyle="1" w:styleId="TableNormal">
+  <w:style w:type="table" w:styleId="TableNormal" w:customStyle="1">
     <w:name w:val="Table Normal"/>
     <w:tblPr>
       <w:tblCellMar>
@@ -13904,7 +14219,7 @@
       <w:szCs w:val="30"/>
     </w:rPr>
   </w:style>
-  <w:style w:type="table" w:customStyle="1" w:styleId="a">
+  <w:style w:type="table" w:styleId="a" w:customStyle="1">
     <w:basedOn w:val="TableNormal"/>
     <w:pPr>
       <w:spacing w:line="240" w:lineRule="auto"/>
@@ -13927,7 +14242,7 @@
       <w:tblPr/>
       <w:tcPr>
         <w:tcBorders>
-          <w:bottom w:val="single" w:sz="12" w:space="0" w:color="F4B083"/>
+          <w:bottom w:val="single" w:color="F4B083" w:sz="12" w:space="0"/>
         </w:tcBorders>
       </w:tcPr>
     </w:tblStylePr>
@@ -13938,7 +14253,7 @@
       <w:tblPr/>
       <w:tcPr>
         <w:tcBorders>
-          <w:top w:val="single" w:sz="4" w:space="0" w:color="F4B083"/>
+          <w:top w:val="single" w:color="F4B083" w:sz="4" w:space="0"/>
         </w:tcBorders>
       </w:tcPr>
     </w:tblStylePr>
@@ -13965,7 +14280,7 @@
       </w:tcPr>
     </w:tblStylePr>
   </w:style>
-  <w:style w:type="table" w:customStyle="1" w:styleId="a0">
+  <w:style w:type="table" w:styleId="a0" w:customStyle="1">
     <w:basedOn w:val="TableNormal"/>
     <w:tblPr>
       <w:tblStyleRowBandSize w:val="1"/>
@@ -13995,7 +14310,7 @@
       <w:szCs w:val="18"/>
     </w:rPr>
   </w:style>
-  <w:style w:type="character" w:customStyle="1" w:styleId="TextodegloboCar">
+  <w:style w:type="character" w:styleId="TextodegloboCar" w:customStyle="1">
     <w:name w:val="Texto de globo Car"/>
     <w:basedOn w:val="Fuentedeprrafopredeter"/>
     <w:link w:val="Textodeglobo"/>
@@ -14023,7 +14338,7 @@
       <w:spacing w:line="240" w:lineRule="auto"/>
     </w:pPr>
   </w:style>
-  <w:style w:type="character" w:customStyle="1" w:styleId="EncabezadoCar">
+  <w:style w:type="character" w:styleId="EncabezadoCar" w:customStyle="1">
     <w:name w:val="Encabezado Car"/>
     <w:basedOn w:val="Fuentedeprrafopredeter"/>
     <w:link w:val="Encabezado"/>
@@ -14045,7 +14360,7 @@
       <w:spacing w:line="240" w:lineRule="auto"/>
     </w:pPr>
   </w:style>
-  <w:style w:type="character" w:customStyle="1" w:styleId="PiedepginaCar">
+  <w:style w:type="character" w:styleId="PiedepginaCar" w:customStyle="1">
     <w:name w:val="Pie de página Car"/>
     <w:basedOn w:val="Fuentedeprrafopredeter"/>
     <w:link w:val="Piedepgina"/>
